--- a/report/bao-cao.docx
+++ b/report/bao-cao.docx
@@ -89,24 +89,16 @@
           <w:i w:val="false"/>
           <w:sz w:val="28"/>
         </w:rPr>
-        <w:t>Giảng viên: [</w:t>
-      </w:r>
-      <w:r>
-        <w:rPr>
-          <w:b/>
+        <w:t xml:space="preserve">Giảng viên: </w:t>
+      </w:r>
+      <w:r>
+        <w:rPr>
+          <w:b w:val="false"/>
           <w:i w:val="false"/>
           <w:sz w:val="28"/>
           <w:highlight w:val="yellow"/>
         </w:rPr>
-        <w:t>SV XÁC NHẬN</w:t>
-      </w:r>
-      <w:r>
-        <w:rPr>
-          <w:b w:val="false"/>
-          <w:i w:val="false"/>
-          <w:sz w:val="28"/>
-        </w:rPr>
-        <w:t>]</w:t>
+        <w:t>[SV XÁC NHẬN]</w:t>
       </w:r>
     </w:p>
     <w:p>
@@ -122,7 +114,16 @@
           <w:i w:val="false"/>
           <w:sz w:val="28"/>
         </w:rPr>
-        <w:t>Sinh viên: [Họ tên – MSSV]</w:t>
+        <w:t xml:space="preserve">Sinh viên: </w:t>
+      </w:r>
+      <w:r>
+        <w:rPr>
+          <w:b w:val="false"/>
+          <w:i w:val="false"/>
+          <w:sz w:val="28"/>
+          <w:highlight w:val="yellow"/>
+        </w:rPr>
+        <w:t>[Họ tên – MSSV]</w:t>
       </w:r>
     </w:p>
     <w:p>
@@ -205,9 +206,9 @@
       <w:sdtContent>
         <w:p>
           <w:pPr>
-            <w:pStyle w:val="TOC2"/>
+            <w:pStyle w:val="TOC1"/>
             <w:tabs>
-              <w:tab w:val="clear" w:pos="8505"/>
+              <w:tab w:val="clear" w:pos="8788"/>
               <w:tab w:val="right" w:pos="8787" w:leader="dot"/>
             </w:tabs>
             <w:rPr/>
@@ -231,21 +232,102 @@
             </w:rPr>
             <w:fldChar w:fldCharType="separate"/>
           </w:r>
-          <w:hyperlink w:anchor="__RefHeading___Toc3725_2710082794" w:tooltip="Ghi chú biên tập (không thuộc nội dung nộp bài)">
+          <w:hyperlink w:anchor="__RefHeading___Toc3739_3676404199" w:tooltip="Chương 1. Giới thiệu bài toán">
             <w:r>
               <w:rPr>
                 <w:rStyle w:val="IndexLink"/>
                 <w:i w:val="false"/>
                 <w:webHidden/>
               </w:rPr>
-              <w:t>Ghi chú biên tập (không thuộc nội dung nộp bài)</w:t>
+              <w:t>Chương 1. Giới thiệu bài toán</w:t>
             </w:r>
             <w:r>
               <w:rPr>
                 <w:rStyle w:val="IndexLink"/>
               </w:rPr>
               <w:tab/>
-              <w:t>4</w:t>
+              <w:t>5</w:t>
+            </w:r>
+          </w:hyperlink>
+        </w:p>
+        <w:p>
+          <w:pPr>
+            <w:pStyle w:val="TOC2"/>
+            <w:tabs>
+              <w:tab w:val="clear" w:pos="8505"/>
+              <w:tab w:val="right" w:pos="8787" w:leader="dot"/>
+            </w:tabs>
+            <w:rPr/>
+          </w:pPr>
+          <w:hyperlink w:anchor="__RefHeading___Toc3741_3676404199" w:tooltip="1.1. Lý do chọn bài toán">
+            <w:r>
+              <w:rPr>
+                <w:rStyle w:val="IndexLink"/>
+                <w:i w:val="false"/>
+                <w:webHidden/>
+              </w:rPr>
+              <w:t>1.1. Lý do chọn bài toán</w:t>
+            </w:r>
+            <w:r>
+              <w:rPr>
+                <w:rStyle w:val="IndexLink"/>
+              </w:rPr>
+              <w:tab/>
+              <w:t>5</w:t>
+            </w:r>
+          </w:hyperlink>
+        </w:p>
+        <w:p>
+          <w:pPr>
+            <w:pStyle w:val="TOC2"/>
+            <w:tabs>
+              <w:tab w:val="clear" w:pos="8505"/>
+              <w:tab w:val="right" w:pos="8787" w:leader="dot"/>
+            </w:tabs>
+            <w:rPr/>
+          </w:pPr>
+          <w:hyperlink w:anchor="__RefHeading___Toc3743_3676404199" w:tooltip="1.2. Nguồn gốc">
+            <w:r>
+              <w:rPr>
+                <w:rStyle w:val="IndexLink"/>
+                <w:i w:val="false"/>
+                <w:webHidden/>
+              </w:rPr>
+              <w:t>1.2. Nguồn gốc</w:t>
+            </w:r>
+            <w:r>
+              <w:rPr>
+                <w:rStyle w:val="IndexLink"/>
+              </w:rPr>
+              <w:tab/>
+              <w:t>5</w:t>
+            </w:r>
+          </w:hyperlink>
+        </w:p>
+        <w:p>
+          <w:pPr>
+            <w:pStyle w:val="TOC2"/>
+            <w:tabs>
+              <w:tab w:val="clear" w:pos="8505"/>
+              <w:tab w:val="right" w:pos="8787" w:leader="dot"/>
+            </w:tabs>
+            <w:rPr/>
+          </w:pPr>
+          <w:hyperlink w:anchor="__RefHeading___Toc3745_3676404199" w:tooltip="1.3. Ứng dụng thực tế">
+            <w:r>
+              <w:rPr>
+                <w:rStyle w:val="IndexLink"/>
+                <w:i w:val="false"/>
+                <w:webHidden/>
+              </w:rPr>
+              <w:t>1.3. Ứng dụng thực tế</w:t>
+            </w:r>
+            <w:r>
+              <w:rPr>
+                <w:rStyle w:val="IndexLink"/>
+              </w:rPr>
+              <w:tab/>
+              <w:t>6</w:t>
             </w:r>
           </w:hyperlink>
         </w:p>
@@ -258,21 +340,21 @@
             </w:tabs>
             <w:rPr/>
           </w:pPr>
-          <w:hyperlink w:anchor="__RefHeading___Toc3727_2710082794" w:tooltip="Chương 1. Giới thiệu bài toán">
+          <w:hyperlink w:anchor="__RefHeading___Toc3747_3676404199" w:tooltip="Chương 2. Mô tả và mô hình bài toán">
             <w:r>
               <w:rPr>
                 <w:rStyle w:val="IndexLink"/>
                 <w:i w:val="false"/>
                 <w:webHidden/>
               </w:rPr>
-              <w:t>Chương 1. Giới thiệu bài toán</w:t>
+              <w:t>Chương 2. Mô tả và mô hình bài toán</w:t>
             </w:r>
             <w:r>
               <w:rPr>
                 <w:rStyle w:val="IndexLink"/>
               </w:rPr>
               <w:tab/>
-              <w:t>5</w:t>
+              <w:t>7</w:t>
             </w:r>
           </w:hyperlink>
         </w:p>
@@ -285,21 +367,21 @@
             </w:tabs>
             <w:rPr/>
           </w:pPr>
-          <w:hyperlink w:anchor="__RefHeading___Toc3729_2710082794" w:tooltip="1.1. Lý do chọn bài toán">
+          <w:hyperlink w:anchor="__RefHeading___Toc3749_3676404199" w:tooltip="2.1. Phát biểu theo kiểu đề thi">
             <w:r>
               <w:rPr>
                 <w:rStyle w:val="IndexLink"/>
                 <w:i w:val="false"/>
                 <w:webHidden/>
               </w:rPr>
-              <w:t>1.1. Lý do chọn bài toán</w:t>
+              <w:t>2.1. Phát biểu theo kiểu đề thi</w:t>
             </w:r>
             <w:r>
               <w:rPr>
                 <w:rStyle w:val="IndexLink"/>
               </w:rPr>
               <w:tab/>
-              <w:t>5</w:t>
+              <w:t>7</w:t>
             </w:r>
           </w:hyperlink>
         </w:p>
@@ -312,21 +394,21 @@
             </w:tabs>
             <w:rPr/>
           </w:pPr>
-          <w:hyperlink w:anchor="__RefHeading___Toc3731_2710082794" w:tooltip="1.2. Nguồn gốc">
+          <w:hyperlink w:anchor="__RefHeading___Toc3751_3676404199" w:tooltip="2.2. Mô hình hóa">
             <w:r>
               <w:rPr>
                 <w:rStyle w:val="IndexLink"/>
                 <w:i w:val="false"/>
                 <w:webHidden/>
               </w:rPr>
-              <w:t>1.2. Nguồn gốc</w:t>
+              <w:t>2.2. Mô hình hóa</w:t>
             </w:r>
             <w:r>
               <w:rPr>
                 <w:rStyle w:val="IndexLink"/>
               </w:rPr>
               <w:tab/>
-              <w:t>5</w:t>
+              <w:t>7</w:t>
             </w:r>
           </w:hyperlink>
         </w:p>
@@ -339,21 +421,102 @@
             </w:tabs>
             <w:rPr/>
           </w:pPr>
-          <w:hyperlink w:anchor="__RefHeading___Toc3733_2710082794" w:tooltip="1.3. Ứng dụng thực tế">
+          <w:hyperlink w:anchor="__RefHeading___Toc3753_3676404199" w:tooltip="2.3. Input">
             <w:r>
               <w:rPr>
                 <w:rStyle w:val="IndexLink"/>
                 <w:i w:val="false"/>
                 <w:webHidden/>
               </w:rPr>
-              <w:t>1.3. Ứng dụng thực tế</w:t>
+              <w:t>2.3. Input</w:t>
             </w:r>
             <w:r>
               <w:rPr>
                 <w:rStyle w:val="IndexLink"/>
               </w:rPr>
               <w:tab/>
-              <w:t>6</w:t>
+              <w:t>8</w:t>
+            </w:r>
+          </w:hyperlink>
+        </w:p>
+        <w:p>
+          <w:pPr>
+            <w:pStyle w:val="TOC2"/>
+            <w:tabs>
+              <w:tab w:val="clear" w:pos="8505"/>
+              <w:tab w:val="right" w:pos="8787" w:leader="dot"/>
+            </w:tabs>
+            <w:rPr/>
+          </w:pPr>
+          <w:hyperlink w:anchor="__RefHeading___Toc3755_3676404199" w:tooltip="2.4. Output">
+            <w:r>
+              <w:rPr>
+                <w:rStyle w:val="IndexLink"/>
+                <w:i w:val="false"/>
+                <w:webHidden/>
+              </w:rPr>
+              <w:t>2.4. Output</w:t>
+            </w:r>
+            <w:r>
+              <w:rPr>
+                <w:rStyle w:val="IndexLink"/>
+              </w:rPr>
+              <w:tab/>
+              <w:t>8</w:t>
+            </w:r>
+          </w:hyperlink>
+        </w:p>
+        <w:p>
+          <w:pPr>
+            <w:pStyle w:val="TOC2"/>
+            <w:tabs>
+              <w:tab w:val="clear" w:pos="8505"/>
+              <w:tab w:val="right" w:pos="8787" w:leader="dot"/>
+            </w:tabs>
+            <w:rPr/>
+          </w:pPr>
+          <w:hyperlink w:anchor="__RefHeading___Toc3757_3676404199" w:tooltip="2.5. Ràng buộc">
+            <w:r>
+              <w:rPr>
+                <w:rStyle w:val="IndexLink"/>
+                <w:i w:val="false"/>
+                <w:webHidden/>
+              </w:rPr>
+              <w:t>2.5. Ràng buộc</w:t>
+            </w:r>
+            <w:r>
+              <w:rPr>
+                <w:rStyle w:val="IndexLink"/>
+              </w:rPr>
+              <w:tab/>
+              <w:t>8</w:t>
+            </w:r>
+          </w:hyperlink>
+        </w:p>
+        <w:p>
+          <w:pPr>
+            <w:pStyle w:val="TOC2"/>
+            <w:tabs>
+              <w:tab w:val="clear" w:pos="8505"/>
+              <w:tab w:val="right" w:pos="8787" w:leader="dot"/>
+            </w:tabs>
+            <w:rPr/>
+          </w:pPr>
+          <w:hyperlink w:anchor="__RefHeading___Toc3759_3676404199" w:tooltip="2.6. Ví dụ Input/Output">
+            <w:r>
+              <w:rPr>
+                <w:rStyle w:val="IndexLink"/>
+                <w:i w:val="false"/>
+                <w:webHidden/>
+              </w:rPr>
+              <w:t>2.6. Ví dụ Input/Output</w:t>
+            </w:r>
+            <w:r>
+              <w:rPr>
+                <w:rStyle w:val="IndexLink"/>
+              </w:rPr>
+              <w:tab/>
+              <w:t>9</w:t>
             </w:r>
           </w:hyperlink>
         </w:p>
@@ -366,21 +529,21 @@
             </w:tabs>
             <w:rPr/>
           </w:pPr>
-          <w:hyperlink w:anchor="__RefHeading___Toc3735_2710082794" w:tooltip="Chương 2. Mô tả và mô hình bài toán">
+          <w:hyperlink w:anchor="__RefHeading___Toc3761_3676404199" w:tooltip="Chương 3. Thiết kế cấu trúc dữ liệu và thuật toán">
             <w:r>
               <w:rPr>
                 <w:rStyle w:val="IndexLink"/>
                 <w:i w:val="false"/>
                 <w:webHidden/>
               </w:rPr>
-              <w:t>Chương 2. Mô tả và mô hình bài toán</w:t>
+              <w:t>Chương 3. Thiết kế cấu trúc dữ liệu và thuật toán</w:t>
             </w:r>
             <w:r>
               <w:rPr>
                 <w:rStyle w:val="IndexLink"/>
               </w:rPr>
               <w:tab/>
-              <w:t>7</w:t>
+              <w:t>11</w:t>
             </w:r>
           </w:hyperlink>
         </w:p>
@@ -393,21 +556,21 @@
             </w:tabs>
             <w:rPr/>
           </w:pPr>
-          <w:hyperlink w:anchor="__RefHeading___Toc3737_2710082794" w:tooltip="2.1. Phát biểu theo kiểu đề thi">
+          <w:hyperlink w:anchor="__RefHeading___Toc3763_3676404199" w:tooltip="3.1. Cấu trúc dữ liệu">
             <w:r>
               <w:rPr>
                 <w:rStyle w:val="IndexLink"/>
                 <w:i w:val="false"/>
                 <w:webHidden/>
               </w:rPr>
-              <w:t>2.1. Phát biểu theo kiểu đề thi</w:t>
+              <w:t>3.1. Cấu trúc dữ liệu</w:t>
             </w:r>
             <w:r>
               <w:rPr>
                 <w:rStyle w:val="IndexLink"/>
               </w:rPr>
               <w:tab/>
-              <w:t>7</w:t>
+              <w:t>11</w:t>
             </w:r>
           </w:hyperlink>
         </w:p>
@@ -420,21 +583,21 @@
             </w:tabs>
             <w:rPr/>
           </w:pPr>
-          <w:hyperlink w:anchor="__RefHeading___Toc3739_2710082794" w:tooltip="2.2. Mô hình hóa">
+          <w:hyperlink w:anchor="__RefHeading___Toc3765_3676404199" w:tooltip="3.2. Phân tích đặc trưng (ý tưởng giải)">
             <w:r>
               <w:rPr>
                 <w:rStyle w:val="IndexLink"/>
                 <w:i w:val="false"/>
                 <w:webHidden/>
               </w:rPr>
-              <w:t>2.2. Mô hình hóa</w:t>
+              <w:t>3.2. Phân tích đặc trưng (ý tưởng giải)</w:t>
             </w:r>
             <w:r>
               <w:rPr>
                 <w:rStyle w:val="IndexLink"/>
               </w:rPr>
               <w:tab/>
-              <w:t>7</w:t>
+              <w:t>11</w:t>
             </w:r>
           </w:hyperlink>
         </w:p>
@@ -447,21 +610,237 @@
             </w:tabs>
             <w:rPr/>
           </w:pPr>
-          <w:hyperlink w:anchor="__RefHeading___Toc3741_2710082794" w:tooltip="2.3. Input">
+          <w:hyperlink w:anchor="__RefHeading___Toc3767_3676404199" w:tooltip="3.3. Năm thuật toán">
             <w:r>
               <w:rPr>
                 <w:rStyle w:val="IndexLink"/>
                 <w:i w:val="false"/>
                 <w:webHidden/>
               </w:rPr>
-              <w:t>2.3. Input</w:t>
+              <w:t>3.3. Năm thuật toán</w:t>
             </w:r>
             <w:r>
               <w:rPr>
                 <w:rStyle w:val="IndexLink"/>
               </w:rPr>
               <w:tab/>
-              <w:t>8</w:t>
+              <w:t>12</w:t>
+            </w:r>
+          </w:hyperlink>
+        </w:p>
+        <w:p>
+          <w:pPr>
+            <w:pStyle w:val="TOC3"/>
+            <w:tabs>
+              <w:tab w:val="clear" w:pos="8221"/>
+              <w:tab w:val="right" w:pos="8787" w:leader="dot"/>
+            </w:tabs>
+            <w:rPr/>
+          </w:pPr>
+          <w:hyperlink w:anchor="__RefHeading___Toc3769_3676404199" w:tooltip="(1) Tham lam theo thứ tự đỉnh (Greedy)">
+            <w:r>
+              <w:rPr>
+                <w:rStyle w:val="IndexLink"/>
+                <w:i w:val="false"/>
+                <w:webHidden/>
+              </w:rPr>
+              <w:t>(1) Tham lam theo thứ tự đỉnh (Greedy)</w:t>
+            </w:r>
+            <w:r>
+              <w:rPr>
+                <w:rStyle w:val="IndexLink"/>
+              </w:rPr>
+              <w:tab/>
+              <w:t>12</w:t>
+            </w:r>
+          </w:hyperlink>
+        </w:p>
+        <w:p>
+          <w:pPr>
+            <w:pStyle w:val="TOC3"/>
+            <w:tabs>
+              <w:tab w:val="clear" w:pos="8221"/>
+              <w:tab w:val="right" w:pos="8787" w:leader="dot"/>
+            </w:tabs>
+            <w:rPr/>
+          </w:pPr>
+          <w:hyperlink w:anchor="__RefHeading___Toc3771_3676404199" w:tooltip="(2) Welsh–Powell">
+            <w:r>
+              <w:rPr>
+                <w:rStyle w:val="IndexLink"/>
+                <w:i w:val="false"/>
+                <w:webHidden/>
+              </w:rPr>
+              <w:t>(2) Welsh–Powell</w:t>
+            </w:r>
+            <w:r>
+              <w:rPr>
+                <w:rStyle w:val="IndexLink"/>
+              </w:rPr>
+              <w:tab/>
+              <w:t>12</w:t>
+            </w:r>
+          </w:hyperlink>
+        </w:p>
+        <w:p>
+          <w:pPr>
+            <w:pStyle w:val="TOC3"/>
+            <w:tabs>
+              <w:tab w:val="clear" w:pos="8221"/>
+              <w:tab w:val="right" w:pos="8787" w:leader="dot"/>
+            </w:tabs>
+            <w:rPr/>
+          </w:pPr>
+          <w:hyperlink w:anchor="__RefHeading___Toc3773_3676404199" w:tooltip="(3) DSATUR (Brélaz, 1979) – mở rộng ngoài sách, app ghi rõ">
+            <w:r>
+              <w:rPr>
+                <w:rStyle w:val="IndexLink"/>
+                <w:i w:val="false"/>
+                <w:webHidden/>
+              </w:rPr>
+              <w:t>(3) DSATUR (Brélaz, 1979) – mở rộng ngoài sách, app ghi rõ</w:t>
+            </w:r>
+            <w:r>
+              <w:rPr>
+                <w:rStyle w:val="IndexLink"/>
+              </w:rPr>
+              <w:tab/>
+              <w:t>13</w:t>
+            </w:r>
+          </w:hyperlink>
+        </w:p>
+        <w:p>
+          <w:pPr>
+            <w:pStyle w:val="TOC3"/>
+            <w:tabs>
+              <w:tab w:val="clear" w:pos="8221"/>
+              <w:tab w:val="right" w:pos="8787" w:leader="dot"/>
+            </w:tabs>
+            <w:rPr/>
+          </w:pPr>
+          <w:hyperlink w:anchor="__RefHeading___Toc3775_3676404199" w:tooltip="(4) Quay lui (Levitin §12.1)">
+            <w:r>
+              <w:rPr>
+                <w:rStyle w:val="IndexLink"/>
+                <w:i w:val="false"/>
+                <w:webHidden/>
+              </w:rPr>
+              <w:t>(4) Quay lui (Levitin §12.1)</w:t>
+            </w:r>
+            <w:r>
+              <w:rPr>
+                <w:rStyle w:val="IndexLink"/>
+              </w:rPr>
+              <w:tab/>
+              <w:t>13</w:t>
+            </w:r>
+          </w:hyperlink>
+        </w:p>
+        <w:p>
+          <w:pPr>
+            <w:pStyle w:val="TOC3"/>
+            <w:tabs>
+              <w:tab w:val="clear" w:pos="8221"/>
+              <w:tab w:val="right" w:pos="8787" w:leader="dot"/>
+            </w:tabs>
+            <w:rPr/>
+          </w:pPr>
+          <w:hyperlink w:anchor="__RefHeading___Toc3777_3676404199" w:tooltip="(5) Vét cạn">
+            <w:r>
+              <w:rPr>
+                <w:rStyle w:val="IndexLink"/>
+                <w:i w:val="false"/>
+                <w:webHidden/>
+              </w:rPr>
+              <w:t>(5) Vét cạn</w:t>
+            </w:r>
+            <w:r>
+              <w:rPr>
+                <w:rStyle w:val="IndexLink"/>
+              </w:rPr>
+              <w:tab/>
+              <w:t>14</w:t>
+            </w:r>
+          </w:hyperlink>
+        </w:p>
+        <w:p>
+          <w:pPr>
+            <w:pStyle w:val="TOC3"/>
+            <w:tabs>
+              <w:tab w:val="clear" w:pos="8221"/>
+              <w:tab w:val="right" w:pos="8787" w:leader="dot"/>
+            </w:tabs>
+            <w:rPr/>
+          </w:pPr>
+          <w:hyperlink w:anchor="__RefHeading___Toc3779_3676404199" w:tooltip="Bảng tổng hợp">
+            <w:r>
+              <w:rPr>
+                <w:rStyle w:val="IndexLink"/>
+                <w:i w:val="false"/>
+                <w:webHidden/>
+              </w:rPr>
+              <w:t>Bảng tổng hợp</w:t>
+            </w:r>
+            <w:r>
+              <w:rPr>
+                <w:rStyle w:val="IndexLink"/>
+              </w:rPr>
+              <w:tab/>
+              <w:t>15</w:t>
+            </w:r>
+          </w:hyperlink>
+        </w:p>
+        <w:p>
+          <w:pPr>
+            <w:pStyle w:val="TOC3"/>
+            <w:tabs>
+              <w:tab w:val="clear" w:pos="8221"/>
+              <w:tab w:val="right" w:pos="8787" w:leader="dot"/>
+            </w:tabs>
+            <w:rPr/>
+          </w:pPr>
+          <w:hyperlink w:anchor="__RefHeading___Toc3781_3676404199" w:tooltip="Chế độ tìm sắc số χ(G)">
+            <w:r>
+              <w:rPr>
+                <w:rStyle w:val="IndexLink"/>
+                <w:i w:val="false"/>
+                <w:webHidden/>
+              </w:rPr>
+              <w:t>Chế độ tìm sắc số χ(G)</w:t>
+            </w:r>
+            <w:r>
+              <w:rPr>
+                <w:rStyle w:val="IndexLink"/>
+              </w:rPr>
+              <w:tab/>
+              <w:t>15</w:t>
+            </w:r>
+          </w:hyperlink>
+        </w:p>
+        <w:p>
+          <w:pPr>
+            <w:pStyle w:val="TOC1"/>
+            <w:tabs>
+              <w:tab w:val="clear" w:pos="8788"/>
+              <w:tab w:val="right" w:pos="8787" w:leader="dot"/>
+            </w:tabs>
+            <w:rPr/>
+          </w:pPr>
+          <w:hyperlink w:anchor="__RefHeading___Toc3783_3676404199" w:tooltip="Chương 4. Ví dụ minh họa các bước thực hiện">
+            <w:r>
+              <w:rPr>
+                <w:rStyle w:val="IndexLink"/>
+                <w:i w:val="false"/>
+                <w:webHidden/>
+              </w:rPr>
+              <w:t>Chương 4. Ví dụ minh họa các bước thực hiện</w:t>
+            </w:r>
+            <w:r>
+              <w:rPr>
+                <w:rStyle w:val="IndexLink"/>
+              </w:rPr>
+              <w:tab/>
+              <w:t>17</w:t>
             </w:r>
           </w:hyperlink>
         </w:p>
@@ -474,21 +853,21 @@
             </w:tabs>
             <w:rPr/>
           </w:pPr>
-          <w:hyperlink w:anchor="__RefHeading___Toc3743_2710082794" w:tooltip="2.4. Output">
+          <w:hyperlink w:anchor="__RefHeading___Toc3785_3676404199" w:tooltip="4.1. Ví dụ chung">
             <w:r>
               <w:rPr>
                 <w:rStyle w:val="IndexLink"/>
                 <w:i w:val="false"/>
                 <w:webHidden/>
               </w:rPr>
-              <w:t>2.4. Output</w:t>
+              <w:t>4.1. Ví dụ chung</w:t>
             </w:r>
             <w:r>
               <w:rPr>
                 <w:rStyle w:val="IndexLink"/>
               </w:rPr>
               <w:tab/>
-              <w:t>8</w:t>
+              <w:t>17</w:t>
             </w:r>
           </w:hyperlink>
         </w:p>
@@ -501,21 +880,21 @@
             </w:tabs>
             <w:rPr/>
           </w:pPr>
-          <w:hyperlink w:anchor="__RefHeading___Toc3745_2710082794" w:tooltip="2.5. Ràng buộc">
+          <w:hyperlink w:anchor="__RefHeading___Toc3787_3676404199" w:tooltip="4.2. Quay lui trên ví dụ chung (khớp đúng trace của Player)">
             <w:r>
               <w:rPr>
                 <w:rStyle w:val="IndexLink"/>
                 <w:i w:val="false"/>
                 <w:webHidden/>
               </w:rPr>
-              <w:t>2.5. Ràng buộc</w:t>
+              <w:t>4.2. Quay lui trên ví dụ chung (khớp đúng trace của Player)</w:t>
             </w:r>
             <w:r>
               <w:rPr>
                 <w:rStyle w:val="IndexLink"/>
               </w:rPr>
               <w:tab/>
-              <w:t>8</w:t>
+              <w:t>17</w:t>
             </w:r>
           </w:hyperlink>
         </w:p>
@@ -528,21 +907,21 @@
             </w:tabs>
             <w:rPr/>
           </w:pPr>
-          <w:hyperlink w:anchor="__RefHeading___Toc3747_2710082794" w:tooltip="2.6. Ví dụ Input/Output">
+          <w:hyperlink w:anchor="__RefHeading___Toc3789_3676404199" w:tooltip="4.3. Cùng ví dụ, bốn thuật toán còn lại (trace thật)">
             <w:r>
               <w:rPr>
                 <w:rStyle w:val="IndexLink"/>
                 <w:i w:val="false"/>
                 <w:webHidden/>
               </w:rPr>
-              <w:t>2.6. Ví dụ Input/Output</w:t>
+              <w:t>4.3. Cùng ví dụ, bốn thuật toán còn lại (trace thật)</w:t>
             </w:r>
             <w:r>
               <w:rPr>
                 <w:rStyle w:val="IndexLink"/>
               </w:rPr>
               <w:tab/>
-              <w:t>9</w:t>
+              <w:t>20</w:t>
             </w:r>
           </w:hyperlink>
         </w:p>
@@ -555,21 +934,21 @@
             </w:tabs>
             <w:rPr/>
           </w:pPr>
-          <w:hyperlink w:anchor="__RefHeading___Toc3749_2710082794" w:tooltip="Chương 3. Thiết kế cấu trúc dữ liệu và thuật toán">
+          <w:hyperlink w:anchor="__RefHeading___Toc3791_3676404199" w:tooltip="Chương 5. Tường thuật quá trình thiết kế và xây dựng">
             <w:r>
               <w:rPr>
                 <w:rStyle w:val="IndexLink"/>
                 <w:i w:val="false"/>
                 <w:webHidden/>
               </w:rPr>
-              <w:t>Chương 3. Thiết kế cấu trúc dữ liệu và thuật toán</w:t>
+              <w:t>Chương 5. Tường thuật quá trình thiết kế và xây dựng</w:t>
             </w:r>
             <w:r>
               <w:rPr>
                 <w:rStyle w:val="IndexLink"/>
               </w:rPr>
               <w:tab/>
-              <w:t>11</w:t>
+              <w:t>24</w:t>
             </w:r>
           </w:hyperlink>
         </w:p>
@@ -582,21 +961,21 @@
             </w:tabs>
             <w:rPr/>
           </w:pPr>
-          <w:hyperlink w:anchor="__RefHeading___Toc3751_2710082794" w:tooltip="3.1. Cấu trúc dữ liệu">
+          <w:hyperlink w:anchor="__RefHeading___Toc3793_3676404199" w:tooltip="5.1. Nói rõ ngay từ đầu">
             <w:r>
               <w:rPr>
                 <w:rStyle w:val="IndexLink"/>
                 <w:i w:val="false"/>
                 <w:webHidden/>
               </w:rPr>
-              <w:t>3.1. Cấu trúc dữ liệu</w:t>
+              <w:t>5.1. Nói rõ ngay từ đầu</w:t>
             </w:r>
             <w:r>
               <w:rPr>
                 <w:rStyle w:val="IndexLink"/>
               </w:rPr>
               <w:tab/>
-              <w:t>11</w:t>
+              <w:t>24</w:t>
             </w:r>
           </w:hyperlink>
         </w:p>
@@ -609,21 +988,21 @@
             </w:tabs>
             <w:rPr/>
           </w:pPr>
-          <w:hyperlink w:anchor="__RefHeading___Toc3753_2710082794" w:tooltip="3.2. Phân tích đặc trưng (ý tưởng giải)">
+          <w:hyperlink w:anchor="__RefHeading___Toc3795_3676404199" w:tooltip="5.2. Công cụ sử dụng">
             <w:r>
               <w:rPr>
                 <w:rStyle w:val="IndexLink"/>
                 <w:i w:val="false"/>
                 <w:webHidden/>
               </w:rPr>
-              <w:t>3.2. Phân tích đặc trưng (ý tưởng giải)</w:t>
+              <w:t>5.2. Công cụ sử dụng</w:t>
             </w:r>
             <w:r>
               <w:rPr>
                 <w:rStyle w:val="IndexLink"/>
               </w:rPr>
               <w:tab/>
-              <w:t>11</w:t>
+              <w:t>24</w:t>
             </w:r>
           </w:hyperlink>
         </w:p>
@@ -636,21 +1015,75 @@
             </w:tabs>
             <w:rPr/>
           </w:pPr>
-          <w:hyperlink w:anchor="__RefHeading___Toc3755_2710082794" w:tooltip="3.3. Năm thuật toán">
+          <w:hyperlink w:anchor="__RefHeading___Toc3797_3676404199" w:tooltip="5.3. Dòng thời gian">
             <w:r>
               <w:rPr>
                 <w:rStyle w:val="IndexLink"/>
                 <w:i w:val="false"/>
                 <w:webHidden/>
               </w:rPr>
-              <w:t>3.3. Năm thuật toán</w:t>
+              <w:t>5.3. Dòng thời gian</w:t>
             </w:r>
             <w:r>
               <w:rPr>
                 <w:rStyle w:val="IndexLink"/>
               </w:rPr>
               <w:tab/>
-              <w:t>12</w:t>
+              <w:t>25</w:t>
+            </w:r>
+          </w:hyperlink>
+        </w:p>
+        <w:p>
+          <w:pPr>
+            <w:pStyle w:val="TOC2"/>
+            <w:tabs>
+              <w:tab w:val="clear" w:pos="8505"/>
+              <w:tab w:val="right" w:pos="8787" w:leader="dot"/>
+            </w:tabs>
+            <w:rPr/>
+          </w:pPr>
+          <w:hyperlink w:anchor="__RefHeading___Toc3799_3676404199" w:tooltip="5.4. Thiết kế chức năng và giao diện">
+            <w:r>
+              <w:rPr>
+                <w:rStyle w:val="IndexLink"/>
+                <w:i w:val="false"/>
+                <w:webHidden/>
+              </w:rPr>
+              <w:t>5.4. Thiết kế chức năng và giao diện</w:t>
+            </w:r>
+            <w:r>
+              <w:rPr>
+                <w:rStyle w:val="IndexLink"/>
+              </w:rPr>
+              <w:tab/>
+              <w:t>26</w:t>
+            </w:r>
+          </w:hyperlink>
+        </w:p>
+        <w:p>
+          <w:pPr>
+            <w:pStyle w:val="TOC2"/>
+            <w:tabs>
+              <w:tab w:val="clear" w:pos="8505"/>
+              <w:tab w:val="right" w:pos="8787" w:leader="dot"/>
+            </w:tabs>
+            <w:rPr/>
+          </w:pPr>
+          <w:hyperlink w:anchor="__RefHeading___Toc3801_3676404199" w:tooltip="5.5. Các sự cố tiêu biểu và cách xử lý">
+            <w:r>
+              <w:rPr>
+                <w:rStyle w:val="IndexLink"/>
+                <w:i w:val="false"/>
+                <w:webHidden/>
+              </w:rPr>
+              <w:t>5.5. Các sự cố tiêu biểu và cách xử lý</w:t>
+            </w:r>
+            <w:r>
+              <w:rPr>
+                <w:rStyle w:val="IndexLink"/>
+              </w:rPr>
+              <w:tab/>
+              <w:t>27</w:t>
             </w:r>
           </w:hyperlink>
         </w:p>
@@ -663,21 +1096,21 @@
             </w:tabs>
             <w:rPr/>
           </w:pPr>
-          <w:hyperlink w:anchor="__RefHeading___Toc3757_2710082794" w:tooltip="(1) Tham lam theo thứ tự đỉnh (Greedy)">
+          <w:hyperlink w:anchor="__RefHeading___Toc3803_3676404199" w:tooltip="Sự cố 1 – Bài tô màu đồ thị bị review FAIL với 4 lỗi (PR #7)">
             <w:r>
               <w:rPr>
                 <w:rStyle w:val="IndexLink"/>
                 <w:i w:val="false"/>
                 <w:webHidden/>
               </w:rPr>
-              <w:t>(1) Tham lam theo thứ tự đỉnh (Greedy)</w:t>
+              <w:t>Sự cố 1 – Bài tô màu đồ thị bị review FAIL với 4 lỗi (PR #7)</w:t>
             </w:r>
             <w:r>
               <w:rPr>
                 <w:rStyle w:val="IndexLink"/>
               </w:rPr>
               <w:tab/>
-              <w:t>12</w:t>
+              <w:t>27</w:t>
             </w:r>
           </w:hyperlink>
         </w:p>
@@ -690,21 +1123,21 @@
             </w:tabs>
             <w:rPr/>
           </w:pPr>
-          <w:hyperlink w:anchor="__RefHeading___Toc3759_2710082794" w:tooltip="(2) Welsh–Powell">
+          <w:hyperlink w:anchor="__RefHeading___Toc3805_3676404199" w:tooltip="Sự cố 2 – Nhánh cận đánh dấu sai nút tốt nhất (PR #1, bài cái túi)">
             <w:r>
               <w:rPr>
                 <w:rStyle w:val="IndexLink"/>
                 <w:i w:val="false"/>
                 <w:webHidden/>
               </w:rPr>
-              <w:t>(2) Welsh–Powell</w:t>
+              <w:t>Sự cố 2 – Nhánh cận đánh dấu sai nút tốt nhất (PR #1, bài cái túi)</w:t>
             </w:r>
             <w:r>
               <w:rPr>
                 <w:rStyle w:val="IndexLink"/>
               </w:rPr>
               <w:tab/>
-              <w:t>12</w:t>
+              <w:t>28</w:t>
             </w:r>
           </w:hyperlink>
         </w:p>
@@ -717,21 +1150,21 @@
             </w:tabs>
             <w:rPr/>
           </w:pPr>
-          <w:hyperlink w:anchor="__RefHeading___Toc3761_2710082794" w:tooltip="(3) DSATUR (Brélaz, 1979) – mở rộng ngoài sách, app ghi rõ">
+          <w:hyperlink w:anchor="__RefHeading___Toc3807_3676404199" w:tooltip="Sự cố 3 – Lời giải tham chiếu tự tham chiếu lặp lại ở nhiều nhóm">
             <w:r>
               <w:rPr>
                 <w:rStyle w:val="IndexLink"/>
                 <w:i w:val="false"/>
                 <w:webHidden/>
               </w:rPr>
-              <w:t>(3) DSATUR (Brélaz, 1979) – mở rộng ngoài sách, app ghi rõ</w:t>
+              <w:t>Sự cố 3 – Lời giải tham chiếu tự tham chiếu lặp lại ở nhiều nhóm</w:t>
             </w:r>
             <w:r>
               <w:rPr>
                 <w:rStyle w:val="IndexLink"/>
               </w:rPr>
               <w:tab/>
-              <w:t>13</w:t>
+              <w:t>28</w:t>
             </w:r>
           </w:hyperlink>
         </w:p>
@@ -744,21 +1177,21 @@
             </w:tabs>
             <w:rPr/>
           </w:pPr>
-          <w:hyperlink w:anchor="__RefHeading___Toc3763_2710082794" w:tooltip="(4) Quay lui (Levitin §12.1)">
+          <w:hyperlink w:anchor="__RefHeading___Toc3809_3676404199" w:tooltip="Sự cố 4 – Code viết dồn một dòng (PR #3, #4)">
             <w:r>
               <w:rPr>
                 <w:rStyle w:val="IndexLink"/>
                 <w:i w:val="false"/>
                 <w:webHidden/>
               </w:rPr>
-              <w:t>(4) Quay lui (Levitin §12.1)</w:t>
+              <w:t>Sự cố 4 – Code viết dồn một dòng (PR #3, #4)</w:t>
             </w:r>
             <w:r>
               <w:rPr>
                 <w:rStyle w:val="IndexLink"/>
               </w:rPr>
               <w:tab/>
-              <w:t>13</w:t>
+              <w:t>29</w:t>
             </w:r>
           </w:hyperlink>
         </w:p>
@@ -771,75 +1204,75 @@
             </w:tabs>
             <w:rPr/>
           </w:pPr>
-          <w:hyperlink w:anchor="__RefHeading___Toc3765_2710082794" w:tooltip="(5) Vét cạn">
+          <w:hyperlink w:anchor="__RefHeading___Toc3811_3676404199" w:tooltip="(Tuỳ chọn) Sự cố 5 – Trang So sánh cần 6 vòng review (PR #8)">
             <w:r>
               <w:rPr>
                 <w:rStyle w:val="IndexLink"/>
                 <w:i w:val="false"/>
                 <w:webHidden/>
               </w:rPr>
-              <w:t>(5) Vét cạn</w:t>
+              <w:t>(Tuỳ chọn) Sự cố 5 – Trang So sánh cần 6 vòng review (PR #8)</w:t>
             </w:r>
             <w:r>
               <w:rPr>
                 <w:rStyle w:val="IndexLink"/>
               </w:rPr>
               <w:tab/>
-              <w:t>14</w:t>
+              <w:t>29</w:t>
             </w:r>
           </w:hyperlink>
         </w:p>
         <w:p>
           <w:pPr>
-            <w:pStyle w:val="TOC3"/>
+            <w:pStyle w:val="TOC2"/>
             <w:tabs>
-              <w:tab w:val="clear" w:pos="8221"/>
+              <w:tab w:val="clear" w:pos="8505"/>
               <w:tab w:val="right" w:pos="8787" w:leader="dot"/>
             </w:tabs>
             <w:rPr/>
           </w:pPr>
-          <w:hyperlink w:anchor="__RefHeading___Toc3767_2710082794" w:tooltip="Bảng tổng hợp">
+          <w:hyperlink w:anchor="__RefHeading___Toc3813_3676404199" w:tooltip="5.6. Phần sinh viên tự kiểm chứng">
             <w:r>
               <w:rPr>
                 <w:rStyle w:val="IndexLink"/>
                 <w:i w:val="false"/>
                 <w:webHidden/>
               </w:rPr>
-              <w:t>Bảng tổng hợp</w:t>
+              <w:t>5.6. Phần sinh viên tự kiểm chứng</w:t>
             </w:r>
             <w:r>
               <w:rPr>
                 <w:rStyle w:val="IndexLink"/>
               </w:rPr>
               <w:tab/>
-              <w:t>15</w:t>
+              <w:t>29</w:t>
             </w:r>
           </w:hyperlink>
         </w:p>
         <w:p>
           <w:pPr>
-            <w:pStyle w:val="TOC3"/>
+            <w:pStyle w:val="TOC2"/>
             <w:tabs>
-              <w:tab w:val="clear" w:pos="8221"/>
+              <w:tab w:val="clear" w:pos="8505"/>
               <w:tab w:val="right" w:pos="8787" w:leader="dot"/>
             </w:tabs>
             <w:rPr/>
           </w:pPr>
-          <w:hyperlink w:anchor="__RefHeading___Toc3769_2710082794" w:tooltip="Chế độ tìm sắc số χ(G)">
+          <w:hyperlink w:anchor="__RefHeading___Toc3815_3676404199" w:tooltip="5.7. Đánh giá việc dùng AI">
             <w:r>
               <w:rPr>
                 <w:rStyle w:val="IndexLink"/>
                 <w:i w:val="false"/>
                 <w:webHidden/>
               </w:rPr>
-              <w:t>Chế độ tìm sắc số χ(G)</w:t>
+              <w:t>5.7. Đánh giá việc dùng AI</w:t>
             </w:r>
             <w:r>
               <w:rPr>
                 <w:rStyle w:val="IndexLink"/>
               </w:rPr>
               <w:tab/>
-              <w:t>15</w:t>
+              <w:t>30</w:t>
             </w:r>
           </w:hyperlink>
         </w:p>
@@ -852,21 +1285,21 @@
             </w:tabs>
             <w:rPr/>
           </w:pPr>
-          <w:hyperlink w:anchor="__RefHeading___Toc3771_2710082794" w:tooltip="Chương 4. Ví dụ minh họa các bước thực hiện">
+          <w:hyperlink w:anchor="__RefHeading___Toc3817_3676404199" w:tooltip="Chương 6. Thiết kế thực nghiệm">
             <w:r>
               <w:rPr>
                 <w:rStyle w:val="IndexLink"/>
                 <w:i w:val="false"/>
                 <w:webHidden/>
               </w:rPr>
-              <w:t>Chương 4. Ví dụ minh họa các bước thực hiện</w:t>
+              <w:t>Chương 6. Thiết kế thực nghiệm</w:t>
             </w:r>
             <w:r>
               <w:rPr>
                 <w:rStyle w:val="IndexLink"/>
               </w:rPr>
               <w:tab/>
-              <w:t>17</w:t>
+              <w:t>31</w:t>
             </w:r>
           </w:hyperlink>
         </w:p>
@@ -879,21 +1312,21 @@
             </w:tabs>
             <w:rPr/>
           </w:pPr>
-          <w:hyperlink w:anchor="__RefHeading___Toc3773_2710082794" w:tooltip="4.1. Ví dụ chung">
+          <w:hyperlink w:anchor="__RefHeading___Toc3819_3676404199" w:tooltip="6.1. Cách tạo testcase">
             <w:r>
               <w:rPr>
                 <w:rStyle w:val="IndexLink"/>
                 <w:i w:val="false"/>
                 <w:webHidden/>
               </w:rPr>
-              <w:t>4.1. Ví dụ chung</w:t>
+              <w:t>6.1. Cách tạo testcase</w:t>
             </w:r>
             <w:r>
               <w:rPr>
                 <w:rStyle w:val="IndexLink"/>
               </w:rPr>
               <w:tab/>
-              <w:t>17</w:t>
+              <w:t>31</w:t>
             </w:r>
           </w:hyperlink>
         </w:p>
@@ -906,21 +1339,21 @@
             </w:tabs>
             <w:rPr/>
           </w:pPr>
-          <w:hyperlink w:anchor="__RefHeading___Toc3775_2710082794" w:tooltip="4.2. Quay lui trên ví dụ chung (khớp đúng trace của Player)">
+          <w:hyperlink w:anchor="__RefHeading___Toc3821_3676404199" w:tooltip="6.2. Phân nhóm">
             <w:r>
               <w:rPr>
                 <w:rStyle w:val="IndexLink"/>
                 <w:i w:val="false"/>
                 <w:webHidden/>
               </w:rPr>
-              <w:t>4.2. Quay lui trên ví dụ chung (khớp đúng trace của Player)</w:t>
+              <w:t>6.2. Phân nhóm</w:t>
             </w:r>
             <w:r>
               <w:rPr>
                 <w:rStyle w:val="IndexLink"/>
               </w:rPr>
               <w:tab/>
-              <w:t>17</w:t>
+              <w:t>31</w:t>
             </w:r>
           </w:hyperlink>
         </w:p>
@@ -933,21 +1366,48 @@
             </w:tabs>
             <w:rPr/>
           </w:pPr>
-          <w:hyperlink w:anchor="__RefHeading___Toc3777_2710082794" w:tooltip="4.3. Cùng ví dụ, bốn thuật toán còn lại (trace thật)">
+          <w:hyperlink w:anchor="__RefHeading___Toc3823_3676404199" w:tooltip="6.3. Đo đạc">
             <w:r>
               <w:rPr>
                 <w:rStyle w:val="IndexLink"/>
                 <w:i w:val="false"/>
                 <w:webHidden/>
               </w:rPr>
-              <w:t>4.3. Cùng ví dụ, bốn thuật toán còn lại (trace thật)</w:t>
+              <w:t>6.3. Đo đạc</w:t>
             </w:r>
             <w:r>
               <w:rPr>
                 <w:rStyle w:val="IndexLink"/>
               </w:rPr>
               <w:tab/>
-              <w:t>20</w:t>
+              <w:t>32</w:t>
+            </w:r>
+          </w:hyperlink>
+        </w:p>
+        <w:p>
+          <w:pPr>
+            <w:pStyle w:val="TOC2"/>
+            <w:tabs>
+              <w:tab w:val="clear" w:pos="8505"/>
+              <w:tab w:val="right" w:pos="8787" w:leader="dot"/>
+            </w:tabs>
+            <w:rPr/>
+          </w:pPr>
+          <w:hyperlink w:anchor="__RefHeading___Toc3825_3676404199" w:tooltip="6.4. Bảo đảm độ phủ">
+            <w:r>
+              <w:rPr>
+                <w:rStyle w:val="IndexLink"/>
+                <w:i w:val="false"/>
+                <w:webHidden/>
+              </w:rPr>
+              <w:t>6.4. Bảo đảm độ phủ</w:t>
+            </w:r>
+            <w:r>
+              <w:rPr>
+                <w:rStyle w:val="IndexLink"/>
+              </w:rPr>
+              <w:tab/>
+              <w:t>33</w:t>
             </w:r>
           </w:hyperlink>
         </w:p>
@@ -960,21 +1420,21 @@
             </w:tabs>
             <w:rPr/>
           </w:pPr>
-          <w:hyperlink w:anchor="__RefHeading___Toc3779_2710082794" w:tooltip="Chương 5. Tường thuật quá trình thiết kế và xây dựng">
+          <w:hyperlink w:anchor="__RefHeading___Toc3827_3676404199" w:tooltip="Chương 7. Đánh giá">
             <w:r>
               <w:rPr>
                 <w:rStyle w:val="IndexLink"/>
                 <w:i w:val="false"/>
                 <w:webHidden/>
               </w:rPr>
-              <w:t>Chương 5. Tường thuật quá trình thiết kế và xây dựng</w:t>
+              <w:t>Chương 7. Đánh giá</w:t>
             </w:r>
             <w:r>
               <w:rPr>
                 <w:rStyle w:val="IndexLink"/>
               </w:rPr>
               <w:tab/>
-              <w:t>24</w:t>
+              <w:t>34</w:t>
             </w:r>
           </w:hyperlink>
         </w:p>
@@ -987,21 +1447,21 @@
             </w:tabs>
             <w:rPr/>
           </w:pPr>
-          <w:hyperlink w:anchor="__RefHeading___Toc3781_2710082794" w:tooltip="5.1. Nói rõ ngay từ đầu">
+          <w:hyperlink w:anchor="__RefHeading___Toc3829_3676404199" w:tooltip="7.1. Tính đúng">
             <w:r>
               <w:rPr>
                 <w:rStyle w:val="IndexLink"/>
                 <w:i w:val="false"/>
                 <w:webHidden/>
               </w:rPr>
-              <w:t>5.1. Nói rõ ngay từ đầu</w:t>
+              <w:t>7.1. Tính đúng</w:t>
             </w:r>
             <w:r>
               <w:rPr>
                 <w:rStyle w:val="IndexLink"/>
               </w:rPr>
               <w:tab/>
-              <w:t>24</w:t>
+              <w:t>34</w:t>
             </w:r>
           </w:hyperlink>
         </w:p>
@@ -1014,21 +1474,21 @@
             </w:tabs>
             <w:rPr/>
           </w:pPr>
-          <w:hyperlink w:anchor="__RefHeading___Toc3783_2710082794" w:tooltip="5.2. Công cụ sử dụng">
+          <w:hyperlink w:anchor="__RefHeading___Toc3831_3676404199" w:tooltip="7.2. Kết quả so sánh">
             <w:r>
               <w:rPr>
                 <w:rStyle w:val="IndexLink"/>
                 <w:i w:val="false"/>
                 <w:webHidden/>
               </w:rPr>
-              <w:t>5.2. Công cụ sử dụng</w:t>
+              <w:t>7.2. Kết quả so sánh</w:t>
             </w:r>
             <w:r>
               <w:rPr>
                 <w:rStyle w:val="IndexLink"/>
               </w:rPr>
               <w:tab/>
-              <w:t>24</w:t>
+              <w:t>34</w:t>
             </w:r>
           </w:hyperlink>
         </w:p>
@@ -1041,21 +1501,21 @@
             </w:tabs>
             <w:rPr/>
           </w:pPr>
-          <w:hyperlink w:anchor="__RefHeading___Toc3785_2710082794" w:tooltip="5.3. Dòng thời gian">
+          <w:hyperlink w:anchor="__RefHeading___Toc3833_3676404199" w:tooltip="7.3. Tính trực quan và khả năng minh họa">
             <w:r>
               <w:rPr>
                 <w:rStyle w:val="IndexLink"/>
                 <w:i w:val="false"/>
                 <w:webHidden/>
               </w:rPr>
-              <w:t>5.3. Dòng thời gian</w:t>
+              <w:t>7.3. Tính trực quan và khả năng minh họa</w:t>
             </w:r>
             <w:r>
               <w:rPr>
                 <w:rStyle w:val="IndexLink"/>
               </w:rPr>
               <w:tab/>
-              <w:t>25</w:t>
+              <w:t>35</w:t>
             </w:r>
           </w:hyperlink>
         </w:p>
@@ -1068,21 +1528,21 @@
             </w:tabs>
             <w:rPr/>
           </w:pPr>
-          <w:hyperlink w:anchor="__RefHeading___Toc3787_2710082794" w:tooltip="5.4. Thiết kế chức năng và giao diện">
+          <w:hyperlink w:anchor="__RefHeading___Toc3835_3676404199" w:tooltip="7.4. Hạn chế">
             <w:r>
               <w:rPr>
                 <w:rStyle w:val="IndexLink"/>
                 <w:i w:val="false"/>
                 <w:webHidden/>
               </w:rPr>
-              <w:t>5.4. Thiết kế chức năng và giao diện</w:t>
+              <w:t>7.4. Hạn chế</w:t>
             </w:r>
             <w:r>
               <w:rPr>
                 <w:rStyle w:val="IndexLink"/>
               </w:rPr>
               <w:tab/>
-              <w:t>26</w:t>
+              <w:t>35</w:t>
             </w:r>
           </w:hyperlink>
         </w:p>
@@ -1095,210 +1555,21 @@
             </w:tabs>
             <w:rPr/>
           </w:pPr>
-          <w:hyperlink w:anchor="__RefHeading___Toc3789_2710082794" w:tooltip="5.5. Các sự cố tiêu biểu và cách xử lý">
+          <w:hyperlink w:anchor="__RefHeading___Toc3837_3676404199" w:tooltip="7.5. Hướng phát triển">
             <w:r>
               <w:rPr>
                 <w:rStyle w:val="IndexLink"/>
                 <w:i w:val="false"/>
                 <w:webHidden/>
               </w:rPr>
-              <w:t>5.5. Các sự cố tiêu biểu và cách xử lý</w:t>
+              <w:t>7.5. Hướng phát triển</w:t>
             </w:r>
             <w:r>
               <w:rPr>
                 <w:rStyle w:val="IndexLink"/>
               </w:rPr>
               <w:tab/>
-              <w:t>27</w:t>
-            </w:r>
-          </w:hyperlink>
-        </w:p>
-        <w:p>
-          <w:pPr>
-            <w:pStyle w:val="TOC3"/>
-            <w:tabs>
-              <w:tab w:val="clear" w:pos="8221"/>
-              <w:tab w:val="right" w:pos="8787" w:leader="dot"/>
-            </w:tabs>
-            <w:rPr/>
-          </w:pPr>
-          <w:hyperlink w:anchor="__RefHeading___Toc3791_2710082794" w:tooltip="Sự cố 1 – Bài tô màu đồ thị bị review FAIL với 4 lỗi (PR #7)">
-            <w:r>
-              <w:rPr>
-                <w:rStyle w:val="IndexLink"/>
-                <w:i w:val="false"/>
-                <w:webHidden/>
-              </w:rPr>
-              <w:t>Sự cố 1 – Bài tô màu đồ thị bị review FAIL với 4 lỗi (PR #7)</w:t>
-            </w:r>
-            <w:r>
-              <w:rPr>
-                <w:rStyle w:val="IndexLink"/>
-              </w:rPr>
-              <w:tab/>
-              <w:t>27</w:t>
-            </w:r>
-          </w:hyperlink>
-        </w:p>
-        <w:p>
-          <w:pPr>
-            <w:pStyle w:val="TOC3"/>
-            <w:tabs>
-              <w:tab w:val="clear" w:pos="8221"/>
-              <w:tab w:val="right" w:pos="8787" w:leader="dot"/>
-            </w:tabs>
-            <w:rPr/>
-          </w:pPr>
-          <w:hyperlink w:anchor="__RefHeading___Toc3793_2710082794" w:tooltip="Sự cố 2 – Nhánh cận đánh dấu sai nút tốt nhất (PR #1, bài cái túi)">
-            <w:r>
-              <w:rPr>
-                <w:rStyle w:val="IndexLink"/>
-                <w:i w:val="false"/>
-                <w:webHidden/>
-              </w:rPr>
-              <w:t>Sự cố 2 – Nhánh cận đánh dấu sai nút tốt nhất (PR #1, bài cái túi)</w:t>
-            </w:r>
-            <w:r>
-              <w:rPr>
-                <w:rStyle w:val="IndexLink"/>
-              </w:rPr>
-              <w:tab/>
-              <w:t>28</w:t>
-            </w:r>
-          </w:hyperlink>
-        </w:p>
-        <w:p>
-          <w:pPr>
-            <w:pStyle w:val="TOC3"/>
-            <w:tabs>
-              <w:tab w:val="clear" w:pos="8221"/>
-              <w:tab w:val="right" w:pos="8787" w:leader="dot"/>
-            </w:tabs>
-            <w:rPr/>
-          </w:pPr>
-          <w:hyperlink w:anchor="__RefHeading___Toc3795_2710082794" w:tooltip="Sự cố 3 – Lời giải tham chiếu tự tham chiếu lặp lại ở nhiều nhóm">
-            <w:r>
-              <w:rPr>
-                <w:rStyle w:val="IndexLink"/>
-                <w:i w:val="false"/>
-                <w:webHidden/>
-              </w:rPr>
-              <w:t>Sự cố 3 – Lời giải tham chiếu tự tham chiếu lặp lại ở nhiều nhóm</w:t>
-            </w:r>
-            <w:r>
-              <w:rPr>
-                <w:rStyle w:val="IndexLink"/>
-              </w:rPr>
-              <w:tab/>
-              <w:t>28</w:t>
-            </w:r>
-          </w:hyperlink>
-        </w:p>
-        <w:p>
-          <w:pPr>
-            <w:pStyle w:val="TOC3"/>
-            <w:tabs>
-              <w:tab w:val="clear" w:pos="8221"/>
-              <w:tab w:val="right" w:pos="8787" w:leader="dot"/>
-            </w:tabs>
-            <w:rPr/>
-          </w:pPr>
-          <w:hyperlink w:anchor="__RefHeading___Toc3797_2710082794" w:tooltip="Sự cố 4 – Code viết dồn một dòng (PR #3, #4)">
-            <w:r>
-              <w:rPr>
-                <w:rStyle w:val="IndexLink"/>
-                <w:i w:val="false"/>
-                <w:webHidden/>
-              </w:rPr>
-              <w:t>Sự cố 4 – Code viết dồn một dòng (PR #3, #4)</w:t>
-            </w:r>
-            <w:r>
-              <w:rPr>
-                <w:rStyle w:val="IndexLink"/>
-              </w:rPr>
-              <w:tab/>
-              <w:t>29</w:t>
-            </w:r>
-          </w:hyperlink>
-        </w:p>
-        <w:p>
-          <w:pPr>
-            <w:pStyle w:val="TOC3"/>
-            <w:tabs>
-              <w:tab w:val="clear" w:pos="8221"/>
-              <w:tab w:val="right" w:pos="8787" w:leader="dot"/>
-            </w:tabs>
-            <w:rPr/>
-          </w:pPr>
-          <w:hyperlink w:anchor="__RefHeading___Toc3799_2710082794" w:tooltip="(Tuỳ chọn) Sự cố 5 – Trang So sánh cần 6 vòng review (PR #8)">
-            <w:r>
-              <w:rPr>
-                <w:rStyle w:val="IndexLink"/>
-                <w:i w:val="false"/>
-                <w:webHidden/>
-              </w:rPr>
-              <w:t>(Tuỳ chọn) Sự cố 5 – Trang So sánh cần 6 vòng review (PR #8)</w:t>
-            </w:r>
-            <w:r>
-              <w:rPr>
-                <w:rStyle w:val="IndexLink"/>
-              </w:rPr>
-              <w:tab/>
-              <w:t>29</w:t>
-            </w:r>
-          </w:hyperlink>
-        </w:p>
-        <w:p>
-          <w:pPr>
-            <w:pStyle w:val="TOC2"/>
-            <w:tabs>
-              <w:tab w:val="clear" w:pos="8505"/>
-              <w:tab w:val="right" w:pos="8787" w:leader="dot"/>
-            </w:tabs>
-            <w:rPr/>
-          </w:pPr>
-          <w:hyperlink w:anchor="__RefHeading___Toc3801_2710082794" w:tooltip="5.6. Phần sinh viên tự kiểm chứng">
-            <w:r>
-              <w:rPr>
-                <w:rStyle w:val="IndexLink"/>
-                <w:i w:val="false"/>
-                <w:webHidden/>
-              </w:rPr>
-              <w:t>5.6. Phần sinh viên tự kiểm chứng</w:t>
-            </w:r>
-            <w:r>
-              <w:rPr>
-                <w:rStyle w:val="IndexLink"/>
-              </w:rPr>
-              <w:tab/>
-              <w:t>29</w:t>
-            </w:r>
-          </w:hyperlink>
-        </w:p>
-        <w:p>
-          <w:pPr>
-            <w:pStyle w:val="TOC2"/>
-            <w:tabs>
-              <w:tab w:val="clear" w:pos="8505"/>
-              <w:tab w:val="right" w:pos="8787" w:leader="dot"/>
-            </w:tabs>
-            <w:rPr/>
-          </w:pPr>
-          <w:hyperlink w:anchor="__RefHeading___Toc3803_2710082794" w:tooltip="5.7. Đánh giá việc dùng AI">
-            <w:r>
-              <w:rPr>
-                <w:rStyle w:val="IndexLink"/>
-                <w:i w:val="false"/>
-                <w:webHidden/>
-              </w:rPr>
-              <w:t>5.7. Đánh giá việc dùng AI</w:t>
-            </w:r>
-            <w:r>
-              <w:rPr>
-                <w:rStyle w:val="IndexLink"/>
-              </w:rPr>
-              <w:tab/>
-              <w:t>30</w:t>
+              <w:t>36</w:t>
             </w:r>
           </w:hyperlink>
         </w:p>
@@ -1311,129 +1582,21 @@
             </w:tabs>
             <w:rPr/>
           </w:pPr>
-          <w:hyperlink w:anchor="__RefHeading___Toc3805_2710082794" w:tooltip="Chương 6. Thiết kế thực nghiệm">
+          <w:hyperlink w:anchor="__RefHeading___Toc3839_3676404199" w:tooltip="Chương 8. Phát triển mở rộng">
             <w:r>
               <w:rPr>
                 <w:rStyle w:val="IndexLink"/>
                 <w:i w:val="false"/>
                 <w:webHidden/>
               </w:rPr>
-              <w:t>Chương 6. Thiết kế thực nghiệm</w:t>
+              <w:t>Chương 8. Phát triển mở rộng</w:t>
             </w:r>
             <w:r>
               <w:rPr>
                 <w:rStyle w:val="IndexLink"/>
               </w:rPr>
               <w:tab/>
-              <w:t>31</w:t>
-            </w:r>
-          </w:hyperlink>
-        </w:p>
-        <w:p>
-          <w:pPr>
-            <w:pStyle w:val="TOC2"/>
-            <w:tabs>
-              <w:tab w:val="clear" w:pos="8505"/>
-              <w:tab w:val="right" w:pos="8787" w:leader="dot"/>
-            </w:tabs>
-            <w:rPr/>
-          </w:pPr>
-          <w:hyperlink w:anchor="__RefHeading___Toc3807_2710082794" w:tooltip="6.1. Cách tạo testcase">
-            <w:r>
-              <w:rPr>
-                <w:rStyle w:val="IndexLink"/>
-                <w:i w:val="false"/>
-                <w:webHidden/>
-              </w:rPr>
-              <w:t>6.1. Cách tạo testcase</w:t>
-            </w:r>
-            <w:r>
-              <w:rPr>
-                <w:rStyle w:val="IndexLink"/>
-              </w:rPr>
-              <w:tab/>
-              <w:t>31</w:t>
-            </w:r>
-          </w:hyperlink>
-        </w:p>
-        <w:p>
-          <w:pPr>
-            <w:pStyle w:val="TOC2"/>
-            <w:tabs>
-              <w:tab w:val="clear" w:pos="8505"/>
-              <w:tab w:val="right" w:pos="8787" w:leader="dot"/>
-            </w:tabs>
-            <w:rPr/>
-          </w:pPr>
-          <w:hyperlink w:anchor="__RefHeading___Toc3809_2710082794" w:tooltip="6.2. Phân nhóm">
-            <w:r>
-              <w:rPr>
-                <w:rStyle w:val="IndexLink"/>
-                <w:i w:val="false"/>
-                <w:webHidden/>
-              </w:rPr>
-              <w:t>6.2. Phân nhóm</w:t>
-            </w:r>
-            <w:r>
-              <w:rPr>
-                <w:rStyle w:val="IndexLink"/>
-              </w:rPr>
-              <w:tab/>
-              <w:t>31</w:t>
-            </w:r>
-          </w:hyperlink>
-        </w:p>
-        <w:p>
-          <w:pPr>
-            <w:pStyle w:val="TOC2"/>
-            <w:tabs>
-              <w:tab w:val="clear" w:pos="8505"/>
-              <w:tab w:val="right" w:pos="8787" w:leader="dot"/>
-            </w:tabs>
-            <w:rPr/>
-          </w:pPr>
-          <w:hyperlink w:anchor="__RefHeading___Toc3811_2710082794" w:tooltip="6.3. Đo đạc">
-            <w:r>
-              <w:rPr>
-                <w:rStyle w:val="IndexLink"/>
-                <w:i w:val="false"/>
-                <w:webHidden/>
-              </w:rPr>
-              <w:t>6.3. Đo đạc</w:t>
-            </w:r>
-            <w:r>
-              <w:rPr>
-                <w:rStyle w:val="IndexLink"/>
-              </w:rPr>
-              <w:tab/>
-              <w:t>32</w:t>
-            </w:r>
-          </w:hyperlink>
-        </w:p>
-        <w:p>
-          <w:pPr>
-            <w:pStyle w:val="TOC2"/>
-            <w:tabs>
-              <w:tab w:val="clear" w:pos="8505"/>
-              <w:tab w:val="right" w:pos="8787" w:leader="dot"/>
-            </w:tabs>
-            <w:rPr/>
-          </w:pPr>
-          <w:hyperlink w:anchor="__RefHeading___Toc3813_2710082794" w:tooltip="6.4. Bảo đảm độ phủ">
-            <w:r>
-              <w:rPr>
-                <w:rStyle w:val="IndexLink"/>
-                <w:i w:val="false"/>
-                <w:webHidden/>
-              </w:rPr>
-              <w:t>6.4. Bảo đảm độ phủ</w:t>
-            </w:r>
-            <w:r>
-              <w:rPr>
-                <w:rStyle w:val="IndexLink"/>
-              </w:rPr>
-              <w:tab/>
-              <w:t>33</w:t>
+              <w:t>37</w:t>
             </w:r>
           </w:hyperlink>
         </w:p>
@@ -1446,156 +1609,21 @@
             </w:tabs>
             <w:rPr/>
           </w:pPr>
-          <w:hyperlink w:anchor="__RefHeading___Toc3815_2710082794" w:tooltip="Chương 7. Đánh giá">
+          <w:hyperlink w:anchor="__RefHeading___Toc3841_3676404199" w:tooltip="Tài liệu tham khảo">
             <w:r>
               <w:rPr>
                 <w:rStyle w:val="IndexLink"/>
                 <w:i w:val="false"/>
                 <w:webHidden/>
               </w:rPr>
-              <w:t>Chương 7. Đánh giá</w:t>
+              <w:t>Tài liệu tham khảo</w:t>
             </w:r>
             <w:r>
               <w:rPr>
                 <w:rStyle w:val="IndexLink"/>
               </w:rPr>
               <w:tab/>
-              <w:t>34</w:t>
-            </w:r>
-          </w:hyperlink>
-        </w:p>
-        <w:p>
-          <w:pPr>
-            <w:pStyle w:val="TOC2"/>
-            <w:tabs>
-              <w:tab w:val="clear" w:pos="8505"/>
-              <w:tab w:val="right" w:pos="8787" w:leader="dot"/>
-            </w:tabs>
-            <w:rPr/>
-          </w:pPr>
-          <w:hyperlink w:anchor="__RefHeading___Toc3817_2710082794" w:tooltip="7.1. Tính đúng">
-            <w:r>
-              <w:rPr>
-                <w:rStyle w:val="IndexLink"/>
-                <w:i w:val="false"/>
-                <w:webHidden/>
-              </w:rPr>
-              <w:t>7.1. Tính đúng</w:t>
-            </w:r>
-            <w:r>
-              <w:rPr>
-                <w:rStyle w:val="IndexLink"/>
-              </w:rPr>
-              <w:tab/>
-              <w:t>34</w:t>
-            </w:r>
-          </w:hyperlink>
-        </w:p>
-        <w:p>
-          <w:pPr>
-            <w:pStyle w:val="TOC2"/>
-            <w:tabs>
-              <w:tab w:val="clear" w:pos="8505"/>
-              <w:tab w:val="right" w:pos="8787" w:leader="dot"/>
-            </w:tabs>
-            <w:rPr/>
-          </w:pPr>
-          <w:hyperlink w:anchor="__RefHeading___Toc3819_2710082794" w:tooltip="7.2. Kết quả so sánh">
-            <w:r>
-              <w:rPr>
-                <w:rStyle w:val="IndexLink"/>
-                <w:i w:val="false"/>
-                <w:webHidden/>
-              </w:rPr>
-              <w:t>7.2. Kết quả so sánh</w:t>
-            </w:r>
-            <w:r>
-              <w:rPr>
-                <w:rStyle w:val="IndexLink"/>
-              </w:rPr>
-              <w:tab/>
-              <w:t>34</w:t>
-            </w:r>
-          </w:hyperlink>
-        </w:p>
-        <w:p>
-          <w:pPr>
-            <w:pStyle w:val="TOC2"/>
-            <w:tabs>
-              <w:tab w:val="clear" w:pos="8505"/>
-              <w:tab w:val="right" w:pos="8787" w:leader="dot"/>
-            </w:tabs>
-            <w:rPr/>
-          </w:pPr>
-          <w:hyperlink w:anchor="__RefHeading___Toc3821_2710082794" w:tooltip="7.3. Tính trực quan và khả năng minh họa">
-            <w:r>
-              <w:rPr>
-                <w:rStyle w:val="IndexLink"/>
-                <w:i w:val="false"/>
-                <w:webHidden/>
-              </w:rPr>
-              <w:t>7.3. Tính trực quan và khả năng minh họa</w:t>
-            </w:r>
-            <w:r>
-              <w:rPr>
-                <w:rStyle w:val="IndexLink"/>
-              </w:rPr>
-              <w:tab/>
-              <w:t>35</w:t>
-            </w:r>
-          </w:hyperlink>
-        </w:p>
-        <w:p>
-          <w:pPr>
-            <w:pStyle w:val="TOC2"/>
-            <w:tabs>
-              <w:tab w:val="clear" w:pos="8505"/>
-              <w:tab w:val="right" w:pos="8787" w:leader="dot"/>
-            </w:tabs>
-            <w:rPr/>
-          </w:pPr>
-          <w:hyperlink w:anchor="__RefHeading___Toc3823_2710082794" w:tooltip="7.4. Hạn chế">
-            <w:r>
-              <w:rPr>
-                <w:rStyle w:val="IndexLink"/>
-                <w:i w:val="false"/>
-                <w:webHidden/>
-              </w:rPr>
-              <w:t>7.4. Hạn chế</w:t>
-            </w:r>
-            <w:r>
-              <w:rPr>
-                <w:rStyle w:val="IndexLink"/>
-              </w:rPr>
-              <w:tab/>
-              <w:t>35</w:t>
-            </w:r>
-          </w:hyperlink>
-        </w:p>
-        <w:p>
-          <w:pPr>
-            <w:pStyle w:val="TOC2"/>
-            <w:tabs>
-              <w:tab w:val="clear" w:pos="8505"/>
-              <w:tab w:val="right" w:pos="8787" w:leader="dot"/>
-            </w:tabs>
-            <w:rPr/>
-          </w:pPr>
-          <w:hyperlink w:anchor="__RefHeading___Toc3825_2710082794" w:tooltip="7.5. Hướng phát triển">
-            <w:r>
-              <w:rPr>
-                <w:rStyle w:val="IndexLink"/>
-                <w:i w:val="false"/>
-                <w:webHidden/>
-              </w:rPr>
-              <w:t>7.5. Hướng phát triển</w:t>
-            </w:r>
-            <w:r>
-              <w:rPr>
-                <w:rStyle w:val="IndexLink"/>
-              </w:rPr>
-              <w:tab/>
-              <w:t>36</w:t>
+              <w:t>38</w:t>
             </w:r>
           </w:hyperlink>
         </w:p>
@@ -1608,61 +1636,7 @@
             </w:tabs>
             <w:rPr/>
           </w:pPr>
-          <w:hyperlink w:anchor="__RefHeading___Toc3827_2710082794" w:tooltip="Chương 8. Phát triển mở rộng">
-            <w:r>
-              <w:rPr>
-                <w:rStyle w:val="IndexLink"/>
-                <w:i w:val="false"/>
-                <w:webHidden/>
-              </w:rPr>
-              <w:t>Chương 8. Phát triển mở rộng</w:t>
-            </w:r>
-            <w:r>
-              <w:rPr>
-                <w:rStyle w:val="IndexLink"/>
-              </w:rPr>
-              <w:tab/>
-              <w:t>37</w:t>
-            </w:r>
-          </w:hyperlink>
-        </w:p>
-        <w:p>
-          <w:pPr>
-            <w:pStyle w:val="TOC1"/>
-            <w:tabs>
-              <w:tab w:val="clear" w:pos="8788"/>
-              <w:tab w:val="right" w:pos="8787" w:leader="dot"/>
-            </w:tabs>
-            <w:rPr/>
-          </w:pPr>
-          <w:hyperlink w:anchor="__RefHeading___Toc3829_2710082794" w:tooltip="Tài liệu tham khảo">
-            <w:r>
-              <w:rPr>
-                <w:rStyle w:val="IndexLink"/>
-                <w:i w:val="false"/>
-                <w:webHidden/>
-              </w:rPr>
-              <w:t>Tài liệu tham khảo</w:t>
-            </w:r>
-            <w:r>
-              <w:rPr>
-                <w:rStyle w:val="IndexLink"/>
-              </w:rPr>
-              <w:tab/>
-              <w:t>38</w:t>
-            </w:r>
-          </w:hyperlink>
-        </w:p>
-        <w:p>
-          <w:pPr>
-            <w:pStyle w:val="TOC1"/>
-            <w:tabs>
-              <w:tab w:val="clear" w:pos="8788"/>
-              <w:tab w:val="right" w:pos="8787" w:leader="dot"/>
-            </w:tabs>
-            <w:rPr/>
-          </w:pPr>
-          <w:hyperlink w:anchor="__RefHeading___Toc3831_2710082794" w:tooltip="Phụ lục">
+          <w:hyperlink w:anchor="__RefHeading___Toc3843_3676404199" w:tooltip="Phụ lục">
             <w:r>
               <w:rPr>
                 <w:rStyle w:val="IndexLink"/>
@@ -1690,18 +1664,47 @@
     </w:sdt>
     <w:p>
       <w:pPr>
+        <w:pStyle w:val="Normal"/>
+        <w:rPr/>
+      </w:pPr>
+      <w:r>
+        <w:rPr/>
+      </w:r>
+      <w:r>
+        <w:br w:type="page"/>
+      </w:r>
+    </w:p>
+    <w:p>
+      <w:pPr>
+        <w:pStyle w:val="Heading1"/>
+        <w:spacing w:before="0" w:after="200"/>
+        <w:rPr/>
+      </w:pPr>
+      <w:bookmarkStart w:id="0" w:name="__RefHeading___Toc3739_3676404199"/>
+      <w:bookmarkEnd w:id="0"/>
+      <w:r>
+        <w:rPr>
+          <w:b/>
+          <w:i w:val="false"/>
+          <w:sz w:val="32"/>
+        </w:rPr>
+        <w:t>Chương 1. Giới thiệu bài toán</w:t>
+      </w:r>
+    </w:p>
+    <w:p>
+      <w:pPr>
         <w:pStyle w:val="Heading2"/>
         <w:rPr/>
       </w:pPr>
-      <w:bookmarkStart w:id="0" w:name="__RefHeading___Toc3725_2710082794"/>
-      <w:bookmarkEnd w:id="0"/>
+      <w:bookmarkStart w:id="1" w:name="__RefHeading___Toc3741_3676404199"/>
+      <w:bookmarkEnd w:id="1"/>
       <w:r>
         <w:rPr>
           <w:b/>
           <w:i w:val="false"/>
           <w:sz w:val="28"/>
         </w:rPr>
-        <w:t>Ghi chú biên tập (không thuộc nội dung nộp bài)</w:t>
+        <w:t>1.1. Lý do chọn bài toán</w:t>
       </w:r>
     </w:p>
     <w:p>
@@ -1720,280 +1723,9 @@
           <w:b/>
           <w:i/>
           <w:sz w:val="24"/>
-        </w:rPr>
-        <w:t>Bản nháp Markdown để review trước khi dựng file .docx.</w:t>
-      </w:r>
-    </w:p>
-    <w:p>
-      <w:pPr>
-        <w:pStyle w:val="Normal"/>
-        <w:pBdr>
-          <w:left w:val="single" w:sz="12" w:space="6" w:color="999999"/>
-        </w:pBdr>
-        <w:shd w:val="clear" w:color="auto" w:fill="F2F2F2"/>
-        <w:spacing w:before="0" w:after="40"/>
-        <w:ind w:start="567"/>
-        <w:rPr/>
-      </w:pPr>
-      <w:r>
-        <w:rPr>
-          <w:b w:val="false"/>
-          <w:i/>
-          <w:sz w:val="24"/>
-        </w:rPr>
-        <w:t>Ký hiệu dùng trong bản nháp:</w:t>
-      </w:r>
-    </w:p>
-    <w:p>
-      <w:pPr>
-        <w:pStyle w:val="Normal"/>
-        <w:pBdr>
-          <w:left w:val="single" w:sz="12" w:space="6" w:color="999999"/>
-        </w:pBdr>
-        <w:shd w:val="clear" w:color="auto" w:fill="F2F2F2"/>
-        <w:spacing w:before="0" w:after="40"/>
-        <w:ind w:start="567"/>
-        <w:rPr/>
-      </w:pPr>
-      <w:r>
-        <w:rPr>
-          <w:i/>
-          <w:sz w:val="24"/>
-        </w:rPr>
-        <w:t xml:space="preserve">• </w:t>
-      </w:r>
-      <w:r>
-        <w:rPr>
-          <w:b/>
-          <w:i/>
-          <w:sz w:val="24"/>
-        </w:rPr>
-        <w:t>[</w:t>
-      </w:r>
-      <w:r>
-        <w:rPr>
-          <w:b/>
-          <w:i/>
-          <w:sz w:val="24"/>
           <w:highlight w:val="yellow"/>
         </w:rPr>
-        <w:t>SV XÁC NHẬN</w:t>
-      </w:r>
-      <w:r>
-        <w:rPr>
-          <w:b/>
-          <w:i/>
-          <w:sz w:val="24"/>
-        </w:rPr>
-        <w:t>]</w:t>
-      </w:r>
-      <w:r>
-        <w:rPr>
-          <w:b w:val="false"/>
-          <w:i/>
-          <w:sz w:val="24"/>
-        </w:rPr>
-        <w:t>: sinh viên phải tự xác nhận hoặc tự viết, vì AI không biết.</w:t>
-      </w:r>
-    </w:p>
-    <w:p>
-      <w:pPr>
-        <w:pStyle w:val="Normal"/>
-        <w:pBdr>
-          <w:left w:val="single" w:sz="12" w:space="6" w:color="999999"/>
-        </w:pBdr>
-        <w:shd w:val="clear" w:color="auto" w:fill="F2F2F2"/>
-        <w:spacing w:before="0" w:after="40"/>
-        <w:ind w:start="567"/>
-        <w:rPr/>
-      </w:pPr>
-      <w:r>
-        <w:rPr>
-          <w:i/>
-          <w:sz w:val="24"/>
-        </w:rPr>
-        <w:t xml:space="preserve">• </w:t>
-      </w:r>
-      <w:r>
-        <w:rPr>
-          <w:b w:val="false"/>
-          <w:i/>
-          <w:sz w:val="24"/>
-        </w:rPr>
-        <w:t>Số liệu ở Chương 4 lấy từ lần chạy thật của app. Số bước ở chế độ k màu không đổi sau bản nâng cấp (PR #12).</w:t>
-      </w:r>
-    </w:p>
-    <w:p>
-      <w:pPr>
-        <w:pStyle w:val="Normal"/>
-        <w:pBdr>
-          <w:left w:val="single" w:sz="12" w:space="6" w:color="999999"/>
-        </w:pBdr>
-        <w:shd w:val="clear" w:color="auto" w:fill="F2F2F2"/>
-        <w:spacing w:before="0" w:after="40"/>
-        <w:ind w:start="567"/>
-        <w:rPr/>
-      </w:pPr>
-      <w:r>
-        <w:rPr>
-          <w:i/>
-          <w:sz w:val="24"/>
-        </w:rPr>
-        <w:t xml:space="preserve">• </w:t>
-      </w:r>
-      <w:r>
-        <w:rPr>
-          <w:b/>
-          <w:i/>
-          <w:sz w:val="24"/>
-        </w:rPr>
-        <w:t>[ẢNH]</w:t>
-      </w:r>
-      <w:r>
-        <w:rPr>
-          <w:b w:val="false"/>
-          <w:i/>
-          <w:sz w:val="24"/>
-        </w:rPr>
-        <w:t>: chỗ chèn ảnh chụp.</w:t>
-      </w:r>
-    </w:p>
-    <w:p>
-      <w:pPr>
-        <w:pStyle w:val="Normal"/>
-        <w:pBdr>
-          <w:left w:val="single" w:sz="12" w:space="6" w:color="999999"/>
-        </w:pBdr>
-        <w:shd w:val="clear" w:color="auto" w:fill="F2F2F2"/>
-        <w:spacing w:before="0" w:after="40"/>
-        <w:ind w:start="567"/>
-        <w:rPr/>
-      </w:pPr>
-      <w:r>
-        <w:rPr>
-          <w:b w:val="false"/>
-          <w:i/>
-          <w:sz w:val="24"/>
-        </w:rPr>
-        <w:t xml:space="preserve">Mọi dữ kiện về app trong bản nháp đã được đối chiếu với code trên </w:t>
-      </w:r>
-      <w:r>
-        <w:rPr>
-          <w:rFonts w:ascii="Courier New" w:hAnsi="Courier New"/>
-          <w:b w:val="false"/>
-          <w:i/>
-          <w:sz w:val="21"/>
-        </w:rPr>
-        <w:t>main</w:t>
-      </w:r>
-      <w:r>
-        <w:rPr>
-          <w:b w:val="false"/>
-          <w:i/>
-          <w:sz w:val="24"/>
-        </w:rPr>
-        <w:t xml:space="preserve"> (commit c018f19, sau khi merge PR #12 nâng cấp bài tô màu). Bản này đã deploy lên </w:t>
-      </w:r>
-      <w:hyperlink r:id="rId3">
-        <w:r>
-          <w:rPr>
-            <w:rStyle w:val="Style"/>
-            <w:color w:val="0563C1"/>
-            <w:sz w:val="24"/>
-            <w:u w:val="single"/>
-          </w:rPr>
-          <w:t>https://algorithm-visualizer.hieutk.dev</w:t>
-        </w:r>
-      </w:hyperlink>
-      <w:r>
-        <w:rPr>
-          <w:b w:val="false"/>
-          <w:i/>
-          <w:sz w:val="24"/>
-        </w:rPr>
-        <w:t>.</w:t>
-      </w:r>
-    </w:p>
-    <w:p>
-      <w:pPr>
-        <w:pStyle w:val="Normal"/>
-        <w:rPr/>
-      </w:pPr>
-      <w:r>
-        <w:rPr/>
-      </w:r>
-      <w:r>
-        <w:br w:type="page"/>
-      </w:r>
-    </w:p>
-    <w:p>
-      <w:pPr>
-        <w:pStyle w:val="Heading1"/>
-        <w:spacing w:before="0" w:after="200"/>
-        <w:rPr/>
-      </w:pPr>
-      <w:bookmarkStart w:id="1" w:name="__RefHeading___Toc3727_2710082794"/>
-      <w:bookmarkEnd w:id="1"/>
-      <w:r>
-        <w:rPr>
-          <w:b/>
-          <w:i w:val="false"/>
-          <w:sz w:val="32"/>
-        </w:rPr>
-        <w:t>Chương 1. Giới thiệu bài toán</w:t>
-      </w:r>
-    </w:p>
-    <w:p>
-      <w:pPr>
-        <w:pStyle w:val="Heading2"/>
-        <w:rPr/>
-      </w:pPr>
-      <w:bookmarkStart w:id="2" w:name="__RefHeading___Toc3729_2710082794"/>
-      <w:bookmarkEnd w:id="2"/>
-      <w:r>
-        <w:rPr>
-          <w:b/>
-          <w:i w:val="false"/>
-          <w:sz w:val="28"/>
-        </w:rPr>
-        <w:t>1.1. Lý do chọn bài toán</w:t>
-      </w:r>
-    </w:p>
-    <w:p>
-      <w:pPr>
-        <w:pStyle w:val="Normal"/>
-        <w:pBdr>
-          <w:left w:val="single" w:sz="12" w:space="6" w:color="999999"/>
-        </w:pBdr>
-        <w:shd w:val="clear" w:color="auto" w:fill="F2F2F2"/>
-        <w:spacing w:before="0" w:after="40"/>
-        <w:ind w:start="567"/>
-        <w:rPr/>
-      </w:pPr>
-      <w:r>
-        <w:rPr>
-          <w:b/>
-          <w:i/>
-          <w:sz w:val="24"/>
-        </w:rPr>
-        <w:t>[</w:t>
-      </w:r>
-      <w:r>
-        <w:rPr>
-          <w:b/>
-          <w:i/>
-          <w:sz w:val="24"/>
-          <w:highlight w:val="yellow"/>
-        </w:rPr>
-        <w:t>SV XÁC NHẬN</w:t>
-      </w:r>
-      <w:r>
-        <w:rPr>
-          <w:b/>
-          <w:i/>
-          <w:sz w:val="24"/>
-        </w:rPr>
-        <w:t>]</w:t>
+        <w:t>[SV XÁC NHẬN]</w:t>
       </w:r>
       <w:r>
         <w:rPr>
@@ -2086,8 +1818,8 @@
         <w:pStyle w:val="Heading2"/>
         <w:rPr/>
       </w:pPr>
-      <w:bookmarkStart w:id="3" w:name="__RefHeading___Toc3731_2710082794"/>
-      <w:bookmarkEnd w:id="3"/>
+      <w:bookmarkStart w:id="2" w:name="__RefHeading___Toc3743_3676404199"/>
+      <w:bookmarkEnd w:id="2"/>
       <w:r>
         <w:rPr>
           <w:b/>
@@ -2275,8 +2007,8 @@
         <w:pStyle w:val="Heading2"/>
         <w:rPr/>
       </w:pPr>
-      <w:bookmarkStart w:id="4" w:name="__RefHeading___Toc3733_2710082794"/>
-      <w:bookmarkEnd w:id="4"/>
+      <w:bookmarkStart w:id="3" w:name="__RefHeading___Toc3745_3676404199"/>
+      <w:bookmarkEnd w:id="3"/>
       <w:r>
         <w:rPr>
           <w:b/>
@@ -2424,15 +2156,64 @@
         <w:pStyle w:val="Heading1"/>
         <w:rPr/>
       </w:pPr>
-      <w:bookmarkStart w:id="5" w:name="__RefHeading___Toc3735_2710082794"/>
+      <w:bookmarkStart w:id="4" w:name="__RefHeading___Toc3747_3676404199"/>
+      <w:bookmarkEnd w:id="4"/>
+      <w:r>
+        <w:rPr>
+          <w:b/>
+          <w:i w:val="false"/>
+          <w:sz w:val="32"/>
+        </w:rPr>
+        <w:t>Chương 2. Mô tả và mô hình bài toán</w:t>
+      </w:r>
+    </w:p>
+    <w:p>
+      <w:pPr>
+        <w:pStyle w:val="Heading2"/>
+        <w:rPr/>
+      </w:pPr>
+      <w:bookmarkStart w:id="5" w:name="__RefHeading___Toc3749_3676404199"/>
       <w:bookmarkEnd w:id="5"/>
       <w:r>
         <w:rPr>
           <w:b/>
           <w:i w:val="false"/>
-          <w:sz w:val="32"/>
-        </w:rPr>
-        <w:t>Chương 2. Mô tả và mô hình bài toán</w:t>
+          <w:sz w:val="28"/>
+        </w:rPr>
+        <w:t>2.1. Phát biểu theo kiểu đề thi</w:t>
+      </w:r>
+    </w:p>
+    <w:p>
+      <w:pPr>
+        <w:pStyle w:val="Normal"/>
+        <w:rPr/>
+      </w:pPr>
+      <w:r>
+        <w:rPr>
+          <w:b w:val="false"/>
+          <w:i w:val="false"/>
+        </w:rPr>
+        <w:t>Sở thú cần xếp n loài thú vào các chuồng. Có một danh sách các cặp loài "kỵ nhau", tức không được nhốt chung. Sở thú hiện có k chuồng. Câu hỏi đặt ra là có xếp được tất cả các loài vào k chuồng, sao cho không chuồng nào chứa hai loài kỵ nhau, hay không. Nếu có, hãy chỉ ra một cách xếp.</w:t>
+      </w:r>
+    </w:p>
+    <w:p>
+      <w:pPr>
+        <w:pStyle w:val="Normal"/>
+        <w:rPr/>
+      </w:pPr>
+      <w:r>
+        <w:rPr>
+          <w:b/>
+          <w:i w:val="false"/>
+        </w:rPr>
+        <w:t>Mở rộng (chế độ "Tìm sắc số χ(G)" của app):</w:t>
+      </w:r>
+      <w:r>
+        <w:rPr>
+          <w:b w:val="false"/>
+          <w:i w:val="false"/>
+        </w:rPr>
+        <w:t xml:space="preserve"> không cho trước k. Hỏi cần ít nhất bao nhiêu chuồng, và chỉ ra một cách xếp dùng đúng số chuồng đó.</w:t>
       </w:r>
     </w:p>
     <w:p>
@@ -2440,57 +2221,8 @@
         <w:pStyle w:val="Heading2"/>
         <w:rPr/>
       </w:pPr>
-      <w:bookmarkStart w:id="6" w:name="__RefHeading___Toc3737_2710082794"/>
+      <w:bookmarkStart w:id="6" w:name="__RefHeading___Toc3751_3676404199"/>
       <w:bookmarkEnd w:id="6"/>
-      <w:r>
-        <w:rPr>
-          <w:b/>
-          <w:i w:val="false"/>
-          <w:sz w:val="28"/>
-        </w:rPr>
-        <w:t>2.1. Phát biểu theo kiểu đề thi</w:t>
-      </w:r>
-    </w:p>
-    <w:p>
-      <w:pPr>
-        <w:pStyle w:val="Normal"/>
-        <w:rPr/>
-      </w:pPr>
-      <w:r>
-        <w:rPr>
-          <w:b w:val="false"/>
-          <w:i w:val="false"/>
-        </w:rPr>
-        <w:t>Sở thú cần xếp n loài thú vào các chuồng. Có một danh sách các cặp loài "kỵ nhau", tức không được nhốt chung. Sở thú hiện có k chuồng. Câu hỏi đặt ra là có xếp được tất cả các loài vào k chuồng, sao cho không chuồng nào chứa hai loài kỵ nhau, hay không. Nếu có, hãy chỉ ra một cách xếp.</w:t>
-      </w:r>
-    </w:p>
-    <w:p>
-      <w:pPr>
-        <w:pStyle w:val="Normal"/>
-        <w:rPr/>
-      </w:pPr>
-      <w:r>
-        <w:rPr>
-          <w:b/>
-          <w:i w:val="false"/>
-        </w:rPr>
-        <w:t>Mở rộng (chế độ "Tìm sắc số χ(G)" của app):</w:t>
-      </w:r>
-      <w:r>
-        <w:rPr>
-          <w:b w:val="false"/>
-          <w:i w:val="false"/>
-        </w:rPr>
-        <w:t xml:space="preserve"> không cho trước k. Hỏi cần ít nhất bao nhiêu chuồng, và chỉ ra một cách xếp dùng đúng số chuồng đó.</w:t>
-      </w:r>
-    </w:p>
-    <w:p>
-      <w:pPr>
-        <w:pStyle w:val="Heading2"/>
-        <w:rPr/>
-      </w:pPr>
-      <w:bookmarkStart w:id="7" w:name="__RefHeading___Toc3739_2710082794"/>
-      <w:bookmarkEnd w:id="7"/>
       <w:r>
         <w:rPr>
           <w:b/>
@@ -3060,8 +2792,8 @@
         <w:pStyle w:val="Heading2"/>
         <w:rPr/>
       </w:pPr>
-      <w:bookmarkStart w:id="8" w:name="__RefHeading___Toc3741_2710082794"/>
-      <w:bookmarkEnd w:id="8"/>
+      <w:bookmarkStart w:id="7" w:name="__RefHeading___Toc3753_3676404199"/>
+      <w:bookmarkEnd w:id="7"/>
       <w:r>
         <w:rPr>
           <w:b/>
@@ -3237,10 +2969,19 @@
       </w:pPr>
       <w:r>
         <w:rPr>
+          <w:rFonts w:ascii="Courier New" w:hAnsi="Courier New"/>
           <w:b/>
           <w:i w:val="false"/>
-        </w:rPr>
-        <w:t>`nodes`:</w:t>
+          <w:sz w:val="22"/>
+        </w:rPr>
+        <w:t>nodes</w:t>
+      </w:r>
+      <w:r>
+        <w:rPr>
+          <w:b/>
+          <w:i w:val="false"/>
+        </w:rPr>
+        <w:t>:</w:t>
       </w:r>
       <w:r>
         <w:rPr>
@@ -3277,10 +3018,19 @@
       </w:pPr>
       <w:r>
         <w:rPr>
+          <w:rFonts w:ascii="Courier New" w:hAnsi="Courier New"/>
           <w:b/>
           <w:i w:val="false"/>
-        </w:rPr>
-        <w:t>`edges`:</w:t>
+          <w:sz w:val="22"/>
+        </w:rPr>
+        <w:t>edges</w:t>
+      </w:r>
+      <w:r>
+        <w:rPr>
+          <w:b/>
+          <w:i w:val="false"/>
+        </w:rPr>
+        <w:t>:</w:t>
       </w:r>
       <w:r>
         <w:rPr>
@@ -3303,10 +3053,19 @@
       </w:pPr>
       <w:r>
         <w:rPr>
+          <w:rFonts w:ascii="Courier New" w:hAnsi="Courier New"/>
           <w:b/>
           <w:i w:val="false"/>
-        </w:rPr>
-        <w:t>`colors`:</w:t>
+          <w:sz w:val="22"/>
+        </w:rPr>
+        <w:t>colors</w:t>
+      </w:r>
+      <w:r>
+        <w:rPr>
+          <w:b/>
+          <w:i w:val="false"/>
+        </w:rPr>
+        <w:t>:</w:t>
       </w:r>
       <w:r>
         <w:rPr>
@@ -3329,10 +3088,12 @@
       </w:pPr>
       <w:r>
         <w:rPr>
+          <w:rFonts w:ascii="Courier New" w:hAnsi="Courier New"/>
           <w:b/>
           <w:i w:val="false"/>
-        </w:rPr>
-        <w:t>`mode`</w:t>
+          <w:sz w:val="22"/>
+        </w:rPr>
+        <w:t>mode</w:t>
       </w:r>
       <w:r>
         <w:rPr>
@@ -3379,8 +3140,8 @@
         <w:pStyle w:val="Heading2"/>
         <w:rPr/>
       </w:pPr>
-      <w:bookmarkStart w:id="9" w:name="__RefHeading___Toc3743_2710082794"/>
-      <w:bookmarkEnd w:id="9"/>
+      <w:bookmarkStart w:id="8" w:name="__RefHeading___Toc3755_3676404199"/>
+      <w:bookmarkEnd w:id="8"/>
       <w:r>
         <w:rPr>
           <w:b/>
@@ -3425,10 +3186,19 @@
       </w:pPr>
       <w:r>
         <w:rPr>
+          <w:rFonts w:ascii="Courier New" w:hAnsi="Courier New"/>
           <w:b/>
           <w:i w:val="false"/>
-        </w:rPr>
-        <w:t>`found = true`:</w:t>
+          <w:sz w:val="22"/>
+        </w:rPr>
+        <w:t>found = true</w:t>
+      </w:r>
+      <w:r>
+        <w:rPr>
+          <w:b/>
+          <w:i w:val="false"/>
+        </w:rPr>
+        <w:t>:</w:t>
       </w:r>
       <w:r>
         <w:rPr>
@@ -3467,10 +3237,19 @@
       </w:pPr>
       <w:r>
         <w:rPr>
+          <w:rFonts w:ascii="Courier New" w:hAnsi="Courier New"/>
           <w:b/>
           <w:i w:val="false"/>
-        </w:rPr>
-        <w:t>`found = false` từ thuật toán chính xác:</w:t>
+          <w:sz w:val="22"/>
+        </w:rPr>
+        <w:t>found = false</w:t>
+      </w:r>
+      <w:r>
+        <w:rPr>
+          <w:b/>
+          <w:i w:val="false"/>
+        </w:rPr>
+        <w:t xml:space="preserve"> từ thuật toán chính xác:</w:t>
       </w:r>
       <w:r>
         <w:rPr>
@@ -3507,10 +3286,35 @@
       </w:pPr>
       <w:r>
         <w:rPr>
+          <w:rFonts w:ascii="Courier New" w:hAnsi="Courier New"/>
           <w:b/>
           <w:i w:val="false"/>
-        </w:rPr>
-        <w:t>`found = false` kèm `heuristic: true`:</w:t>
+          <w:sz w:val="22"/>
+        </w:rPr>
+        <w:t>found = false</w:t>
+      </w:r>
+      <w:r>
+        <w:rPr>
+          <w:b/>
+          <w:i w:val="false"/>
+        </w:rPr>
+        <w:t xml:space="preserve"> kèm </w:t>
+      </w:r>
+      <w:r>
+        <w:rPr>
+          <w:rFonts w:ascii="Courier New" w:hAnsi="Courier New"/>
+          <w:b/>
+          <w:i w:val="false"/>
+          <w:sz w:val="22"/>
+        </w:rPr>
+        <w:t>heuristic: true</w:t>
+      </w:r>
+      <w:r>
+        <w:rPr>
+          <w:b/>
+          <w:i w:val="false"/>
+        </w:rPr>
+        <w:t>:</w:t>
       </w:r>
       <w:r>
         <w:rPr>
@@ -3597,8 +3401,8 @@
         <w:pStyle w:val="Heading2"/>
         <w:rPr/>
       </w:pPr>
-      <w:bookmarkStart w:id="10" w:name="__RefHeading___Toc3745_2710082794"/>
-      <w:bookmarkEnd w:id="10"/>
+      <w:bookmarkStart w:id="9" w:name="__RefHeading___Toc3757_3676404199"/>
+      <w:bookmarkEnd w:id="9"/>
       <w:r>
         <w:rPr>
           <w:b/>
@@ -4169,8 +3973,8 @@
         <w:pStyle w:val="Heading2"/>
         <w:rPr/>
       </w:pPr>
-      <w:bookmarkStart w:id="11" w:name="__RefHeading___Toc3747_2710082794"/>
-      <w:bookmarkEnd w:id="11"/>
+      <w:bookmarkStart w:id="10" w:name="__RefHeading___Toc3759_3676404199"/>
+      <w:bookmarkEnd w:id="10"/>
       <w:r>
         <w:rPr>
           <w:b/>
@@ -5012,24 +4816,24 @@
         <w:pStyle w:val="Heading1"/>
         <w:rPr/>
       </w:pPr>
-      <w:bookmarkStart w:id="12" w:name="__RefHeading___Toc3749_2710082794"/>
+      <w:bookmarkStart w:id="11" w:name="__RefHeading___Toc3761_3676404199"/>
+      <w:bookmarkEnd w:id="11"/>
+      <w:r>
+        <w:rPr>
+          <w:b/>
+          <w:i w:val="false"/>
+          <w:sz w:val="32"/>
+        </w:rPr>
+        <w:t>Chương 3. Thiết kế cấu trúc dữ liệu và thuật toán</w:t>
+      </w:r>
+    </w:p>
+    <w:p>
+      <w:pPr>
+        <w:pStyle w:val="Heading2"/>
+        <w:rPr/>
+      </w:pPr>
+      <w:bookmarkStart w:id="12" w:name="__RefHeading___Toc3763_3676404199"/>
       <w:bookmarkEnd w:id="12"/>
-      <w:r>
-        <w:rPr>
-          <w:b/>
-          <w:i w:val="false"/>
-          <w:sz w:val="32"/>
-        </w:rPr>
-        <w:t>Chương 3. Thiết kế cấu trúc dữ liệu và thuật toán</w:t>
-      </w:r>
-    </w:p>
-    <w:p>
-      <w:pPr>
-        <w:pStyle w:val="Heading2"/>
-        <w:rPr/>
-      </w:pPr>
-      <w:bookmarkStart w:id="13" w:name="__RefHeading___Toc3751_2710082794"/>
-      <w:bookmarkEnd w:id="13"/>
       <w:r>
         <w:rPr>
           <w:b/>
@@ -5138,23 +4942,34 @@
         <w:rPr>
           <w:b/>
           <w:i w:val="false"/>
-        </w:rPr>
-        <w:t>[</w:t>
-      </w:r>
-      <w:r>
-        <w:rPr>
+          <w:highlight w:val="yellow"/>
+        </w:rPr>
+        <w:t xml:space="preserve">[SV XÁC NHẬN cách lưu kề trong từng </w:t>
+      </w:r>
+      <w:r>
+        <w:rPr>
+          <w:rFonts w:ascii="Courier New" w:hAnsi="Courier New"/>
           <w:b/>
           <w:i w:val="false"/>
+          <w:sz w:val="22"/>
           <w:highlight w:val="yellow"/>
         </w:rPr>
-        <w:t>SV XÁC NHẬN</w:t>
+        <w:t>run.ts</w:t>
       </w:r>
       <w:r>
         <w:rPr>
           <w:b/>
           <w:i w:val="false"/>
-        </w:rPr>
-        <w:t xml:space="preserve"> cách lưu kề trong từng `run.ts`]:</w:t>
+          <w:highlight w:val="yellow"/>
+        </w:rPr>
+        <w:t>]</w:t>
+      </w:r>
+      <w:r>
+        <w:rPr>
+          <w:b/>
+          <w:i w:val="false"/>
+        </w:rPr>
+        <w:t>:</w:t>
       </w:r>
       <w:r>
         <w:rPr>
@@ -5367,8 +5182,8 @@
         <w:pStyle w:val="Heading2"/>
         <w:rPr/>
       </w:pPr>
-      <w:bookmarkStart w:id="14" w:name="__RefHeading___Toc3753_2710082794"/>
-      <w:bookmarkEnd w:id="14"/>
+      <w:bookmarkStart w:id="13" w:name="__RefHeading___Toc3765_3676404199"/>
+      <w:bookmarkEnd w:id="13"/>
       <w:r>
         <w:rPr>
           <w:b/>
@@ -5578,8 +5393,8 @@
         <w:pStyle w:val="Heading2"/>
         <w:rPr/>
       </w:pPr>
-      <w:bookmarkStart w:id="15" w:name="__RefHeading___Toc3755_2710082794"/>
-      <w:bookmarkEnd w:id="15"/>
+      <w:bookmarkStart w:id="14" w:name="__RefHeading___Toc3767_3676404199"/>
+      <w:bookmarkEnd w:id="14"/>
       <w:r>
         <w:rPr>
           <w:b/>
@@ -5614,8 +5429,8 @@
         <w:pStyle w:val="Heading3"/>
         <w:rPr/>
       </w:pPr>
-      <w:bookmarkStart w:id="16" w:name="__RefHeading___Toc3757_2710082794"/>
-      <w:bookmarkEnd w:id="16"/>
+      <w:bookmarkStart w:id="15" w:name="__RefHeading___Toc3769_3676404199"/>
+      <w:bookmarkEnd w:id="15"/>
       <w:r>
         <w:rPr>
           <w:b/>
@@ -5884,8 +5699,8 @@
         <w:pStyle w:val="Heading3"/>
         <w:rPr/>
       </w:pPr>
-      <w:bookmarkStart w:id="17" w:name="__RefHeading___Toc3759_2710082794"/>
-      <w:bookmarkEnd w:id="17"/>
+      <w:bookmarkStart w:id="16" w:name="__RefHeading___Toc3771_3676404199"/>
+      <w:bookmarkEnd w:id="16"/>
       <w:r>
         <w:rPr>
           <w:b/>
@@ -6085,8 +5900,8 @@
         <w:pStyle w:val="Heading3"/>
         <w:rPr/>
       </w:pPr>
-      <w:bookmarkStart w:id="18" w:name="__RefHeading___Toc3761_2710082794"/>
-      <w:bookmarkEnd w:id="18"/>
+      <w:bookmarkStart w:id="17" w:name="__RefHeading___Toc3773_3676404199"/>
+      <w:bookmarkEnd w:id="17"/>
       <w:r>
         <w:rPr>
           <w:b/>
@@ -6385,8 +6200,8 @@
         <w:pStyle w:val="Heading3"/>
         <w:rPr/>
       </w:pPr>
-      <w:bookmarkStart w:id="19" w:name="__RefHeading___Toc3763_2710082794"/>
-      <w:bookmarkEnd w:id="19"/>
+      <w:bookmarkStart w:id="18" w:name="__RefHeading___Toc3775_3676404199"/>
+      <w:bookmarkEnd w:id="18"/>
       <w:r>
         <w:rPr>
           <w:b/>
@@ -6807,8 +6622,8 @@
         <w:pStyle w:val="Heading3"/>
         <w:rPr/>
       </w:pPr>
-      <w:bookmarkStart w:id="20" w:name="__RefHeading___Toc3765_2710082794"/>
-      <w:bookmarkEnd w:id="20"/>
+      <w:bookmarkStart w:id="19" w:name="__RefHeading___Toc3777_3676404199"/>
+      <w:bookmarkEnd w:id="19"/>
       <w:r>
         <w:rPr>
           <w:b/>
@@ -7126,8 +6941,8 @@
         <w:pStyle w:val="Heading3"/>
         <w:rPr/>
       </w:pPr>
-      <w:bookmarkStart w:id="21" w:name="__RefHeading___Toc3767_2710082794"/>
-      <w:bookmarkEnd w:id="21"/>
+      <w:bookmarkStart w:id="20" w:name="__RefHeading___Toc3779_3676404199"/>
+      <w:bookmarkEnd w:id="20"/>
       <w:r>
         <w:rPr>
           <w:b/>
@@ -7966,8 +7781,8 @@
         <w:pStyle w:val="Heading3"/>
         <w:rPr/>
       </w:pPr>
-      <w:bookmarkStart w:id="22" w:name="__RefHeading___Toc3769_2710082794"/>
-      <w:bookmarkEnd w:id="22"/>
+      <w:bookmarkStart w:id="21" w:name="__RefHeading___Toc3781_3676404199"/>
+      <w:bookmarkEnd w:id="21"/>
       <w:r>
         <w:rPr>
           <w:b/>
@@ -8287,24 +8102,24 @@
         <w:pStyle w:val="Heading1"/>
         <w:rPr/>
       </w:pPr>
-      <w:bookmarkStart w:id="23" w:name="__RefHeading___Toc3771_2710082794"/>
+      <w:bookmarkStart w:id="22" w:name="__RefHeading___Toc3783_3676404199"/>
+      <w:bookmarkEnd w:id="22"/>
+      <w:r>
+        <w:rPr>
+          <w:b/>
+          <w:i w:val="false"/>
+          <w:sz w:val="32"/>
+        </w:rPr>
+        <w:t>Chương 4. Ví dụ minh họa các bước thực hiện</w:t>
+      </w:r>
+    </w:p>
+    <w:p>
+      <w:pPr>
+        <w:pStyle w:val="Heading2"/>
+        <w:rPr/>
+      </w:pPr>
+      <w:bookmarkStart w:id="23" w:name="__RefHeading___Toc3785_3676404199"/>
       <w:bookmarkEnd w:id="23"/>
-      <w:r>
-        <w:rPr>
-          <w:b/>
-          <w:i w:val="false"/>
-          <w:sz w:val="32"/>
-        </w:rPr>
-        <w:t>Chương 4. Ví dụ minh họa các bước thực hiện</w:t>
-      </w:r>
-    </w:p>
-    <w:p>
-      <w:pPr>
-        <w:pStyle w:val="Heading2"/>
-        <w:rPr/>
-      </w:pPr>
-      <w:bookmarkStart w:id="24" w:name="__RefHeading___Toc3773_2710082794"/>
-      <w:bookmarkEnd w:id="24"/>
       <w:r>
         <w:rPr>
           <w:b/>
@@ -8417,10 +8232,10 @@
         <w:rPr>
           <w:b w:val="false"/>
           <w:i/>
-          <w:color w:val="555555"/>
           <w:sz w:val="22"/>
-        </w:rPr>
-        <w:t>[Chèn ảnh: đồ thị trên Player trước khi chạy]</w:t>
+          <w:highlight w:val="yellow"/>
+        </w:rPr>
+        <w:t>[ẢNH: đồ thị trên Player trước khi chạy]</w:t>
       </w:r>
     </w:p>
     <w:p>
@@ -8546,8 +8361,8 @@
         <w:pStyle w:val="Heading2"/>
         <w:rPr/>
       </w:pPr>
-      <w:bookmarkStart w:id="25" w:name="__RefHeading___Toc3775_2710082794"/>
-      <w:bookmarkEnd w:id="25"/>
+      <w:bookmarkStart w:id="24" w:name="__RefHeading___Toc3787_3676404199"/>
+      <w:bookmarkEnd w:id="24"/>
       <w:r>
         <w:rPr>
           <w:b/>
@@ -12425,10 +12240,10 @@
         <w:rPr>
           <w:b w:val="false"/>
           <w:i/>
-          <w:color w:val="555555"/>
           <w:sz w:val="22"/>
-        </w:rPr>
-        <w:t>[Chèn ảnh: Player ở bước 9 (bế tắc) và bước 12 (quay lui về B1), kèm cây trạng thái]</w:t>
+          <w:highlight w:val="yellow"/>
+        </w:rPr>
+        <w:t>[ẢNH: Player ở bước 9 (bế tắc) và bước 12 (quay lui về B1), kèm cây trạng thái]</w:t>
       </w:r>
     </w:p>
     <w:p>
@@ -12443,10 +12258,10 @@
         <w:rPr>
           <w:b w:val="false"/>
           <w:i/>
-          <w:color w:val="555555"/>
           <w:sz w:val="22"/>
-        </w:rPr>
-        <w:t>[Chèn ảnh: Player ở bước 20]</w:t>
+          <w:highlight w:val="yellow"/>
+        </w:rPr>
+        <w:t>[ẢNH: Player ở bước 20]</w:t>
       </w:r>
     </w:p>
     <w:p>
@@ -12461,29 +12276,10 @@
         <w:rPr>
           <w:b w:val="false"/>
           <w:i/>
-          <w:color w:val="555555"/>
-          <w:sz w:val="22"/>
-        </w:rPr>
-        <w:t xml:space="preserve">[Chèn ảnh: bản chạy tay trên giấy của sinh viên – </w:t>
-      </w:r>
-      <w:r>
-        <w:rPr>
-          <w:b/>
-          <w:i/>
-          <w:color w:val="555555"/>
           <w:sz w:val="22"/>
           <w:highlight w:val="yellow"/>
         </w:rPr>
-        <w:t>SV XÁC NHẬN</w:t>
-      </w:r>
-      <w:r>
-        <w:rPr>
-          <w:b w:val="false"/>
-          <w:i/>
-          <w:color w:val="555555"/>
-          <w:sz w:val="22"/>
-        </w:rPr>
-        <w:t>]</w:t>
+        <w:t>[ẢNH: bản chạy tay trên giấy của sinh viên – SV XÁC NHẬN]</w:t>
       </w:r>
     </w:p>
     <w:p>
@@ -12491,8 +12287,8 @@
         <w:pStyle w:val="Heading2"/>
         <w:rPr/>
       </w:pPr>
-      <w:bookmarkStart w:id="26" w:name="__RefHeading___Toc3777_2710082794"/>
-      <w:bookmarkEnd w:id="26"/>
+      <w:bookmarkStart w:id="25" w:name="__RefHeading___Toc3789_3676404199"/>
+      <w:bookmarkEnd w:id="25"/>
       <w:r>
         <w:rPr>
           <w:b/>
@@ -15359,10 +15155,10 @@
         <w:rPr>
           <w:b w:val="false"/>
           <w:i/>
-          <w:color w:val="555555"/>
           <w:sz w:val="22"/>
-        </w:rPr>
-        <w:t>[Chèn ảnh: trang So sánh với ví dụ chung]</w:t>
+          <w:highlight w:val="yellow"/>
+        </w:rPr>
+        <w:t>[ẢNH: trang So sánh với ví dụ chung]</w:t>
       </w:r>
       <w:r>
         <w:br w:type="page"/>
@@ -15373,24 +15169,24 @@
         <w:pStyle w:val="Heading1"/>
         <w:rPr/>
       </w:pPr>
-      <w:bookmarkStart w:id="27" w:name="__RefHeading___Toc3779_2710082794"/>
+      <w:bookmarkStart w:id="26" w:name="__RefHeading___Toc3791_3676404199"/>
+      <w:bookmarkEnd w:id="26"/>
+      <w:r>
+        <w:rPr>
+          <w:b/>
+          <w:i w:val="false"/>
+          <w:sz w:val="32"/>
+        </w:rPr>
+        <w:t>Chương 5. Tường thuật quá trình thiết kế và xây dựng</w:t>
+      </w:r>
+    </w:p>
+    <w:p>
+      <w:pPr>
+        <w:pStyle w:val="Heading2"/>
+        <w:rPr/>
+      </w:pPr>
+      <w:bookmarkStart w:id="27" w:name="__RefHeading___Toc3793_3676404199"/>
       <w:bookmarkEnd w:id="27"/>
-      <w:r>
-        <w:rPr>
-          <w:b/>
-          <w:i w:val="false"/>
-          <w:sz w:val="32"/>
-        </w:rPr>
-        <w:t>Chương 5. Tường thuật quá trình thiết kế và xây dựng</w:t>
-      </w:r>
-    </w:p>
-    <w:p>
-      <w:pPr>
-        <w:pStyle w:val="Heading2"/>
-        <w:rPr/>
-      </w:pPr>
-      <w:bookmarkStart w:id="28" w:name="__RefHeading___Toc3781_2710082794"/>
-      <w:bookmarkEnd w:id="28"/>
       <w:r>
         <w:rPr>
           <w:b/>
@@ -15594,49 +15390,49 @@
         <w:rPr>
           <w:b/>
           <w:i w:val="false"/>
-        </w:rPr>
-        <w:t>[</w:t>
+          <w:highlight w:val="yellow"/>
+        </w:rPr>
+        <w:t>[CHƯA LÀM – SV phải làm và xác nhận trước khi nộp; xoá dòng này nếu không làm]</w:t>
+      </w:r>
+      <w:r>
+        <w:rPr>
+          <w:b w:val="false"/>
+          <w:i w:val="false"/>
+        </w:rPr>
+        <w:t xml:space="preserve"> tự kiểm chứng thuật toán bằng chạy tay (mục 5.6).</w:t>
+      </w:r>
+    </w:p>
+    <w:p>
+      <w:pPr>
+        <w:pStyle w:val="Normal"/>
+        <w:rPr/>
+      </w:pPr>
+      <w:r>
+        <w:rPr>
+          <w:b w:val="false"/>
+          <w:i w:val="false"/>
+        </w:rPr>
+        <w:t xml:space="preserve">Em </w:t>
       </w:r>
       <w:r>
         <w:rPr>
           <w:b/>
           <w:i w:val="false"/>
-          <w:highlight w:val="yellow"/>
-        </w:rPr>
-        <w:t>CHƯA LÀM</w:t>
+        </w:rPr>
+        <w:t>không</w:t>
+      </w:r>
+      <w:r>
+        <w:rPr>
+          <w:b w:val="false"/>
+          <w:i w:val="false"/>
+        </w:rPr>
+        <w:t xml:space="preserve"> tự viết code và </w:t>
       </w:r>
       <w:r>
         <w:rPr>
           <w:b/>
           <w:i w:val="false"/>
         </w:rPr>
-        <w:t xml:space="preserve"> – SV phải làm và xác nhận trước khi nộp; xoá dòng này nếu không làm]</w:t>
-      </w:r>
-      <w:r>
-        <w:rPr>
-          <w:b w:val="false"/>
-          <w:i w:val="false"/>
-        </w:rPr>
-        <w:t xml:space="preserve"> tự kiểm chứng thuật toán bằng chạy tay (mục 5.6).</w:t>
-      </w:r>
-    </w:p>
-    <w:p>
-      <w:pPr>
-        <w:pStyle w:val="Normal"/>
-        <w:rPr/>
-      </w:pPr>
-      <w:r>
-        <w:rPr>
-          <w:b w:val="false"/>
-          <w:i w:val="false"/>
-        </w:rPr>
-        <w:t xml:space="preserve">Em </w:t>
-      </w:r>
-      <w:r>
-        <w:rPr>
-          <w:b/>
-          <w:i w:val="false"/>
-        </w:rPr>
         <w:t>không</w:t>
       </w:r>
       <w:r>
@@ -15644,20 +15440,6 @@
           <w:b w:val="false"/>
           <w:i w:val="false"/>
         </w:rPr>
-        <w:t xml:space="preserve"> tự viết code và </w:t>
-      </w:r>
-      <w:r>
-        <w:rPr>
-          <w:b/>
-          <w:i w:val="false"/>
-        </w:rPr>
-        <w:t>không</w:t>
-      </w:r>
-      <w:r>
-        <w:rPr>
-          <w:b w:val="false"/>
-          <w:i w:val="false"/>
-        </w:rPr>
         <w:t xml:space="preserve"> tự review code. Việc review là do một agent của hãng khác thực hiện, và em đọc kết luận review để quyết định có merge hay không.</w:t>
       </w:r>
     </w:p>
@@ -15666,8 +15448,8 @@
         <w:pStyle w:val="Heading2"/>
         <w:rPr/>
       </w:pPr>
-      <w:bookmarkStart w:id="29" w:name="__RefHeading___Toc3783_2710082794"/>
-      <w:bookmarkEnd w:id="29"/>
+      <w:bookmarkStart w:id="28" w:name="__RefHeading___Toc3795_3676404199"/>
+      <w:bookmarkEnd w:id="28"/>
       <w:r>
         <w:rPr>
           <w:b/>
@@ -15797,12 +15579,12 @@
                 <w:szCs w:val="22"/>
                 <w:lang w:val="en-US" w:eastAsia="en-US" w:bidi="ar-SA"/>
               </w:rPr>
-              <w:t>Claude Code (model Claude Sonnet / Opus) [</w:t>
-            </w:r>
-            <w:r>
-              <w:rPr>
-                <w:rFonts w:cs=""/>
-                <w:b/>
+              <w:t xml:space="preserve">Claude Code (model Claude Sonnet / Opus) </w:t>
+            </w:r>
+            <w:r>
+              <w:rPr>
+                <w:rFonts w:cs=""/>
+                <w:b w:val="false"/>
                 <w:i w:val="false"/>
                 <w:kern w:val="0"/>
                 <w:sz w:val="22"/>
@@ -15810,19 +15592,7 @@
                 <w:highlight w:val="yellow"/>
                 <w:lang w:val="en-US" w:eastAsia="en-US" w:bidi="ar-SA"/>
               </w:rPr>
-              <w:t>SV XÁC NHẬN</w:t>
-            </w:r>
-            <w:r>
-              <w:rPr>
-                <w:rFonts w:cs=""/>
-                <w:b w:val="false"/>
-                <w:i w:val="false"/>
-                <w:kern w:val="0"/>
-                <w:sz w:val="22"/>
-                <w:szCs w:val="22"/>
-                <w:lang w:val="en-US" w:eastAsia="en-US" w:bidi="ar-SA"/>
-              </w:rPr>
-              <w:t xml:space="preserve"> phiên bản]</w:t>
+              <w:t>[SV XÁC NHẬN phiên bản]</w:t>
             </w:r>
           </w:p>
         </w:tc>
@@ -15889,12 +15659,12 @@
                 <w:szCs w:val="22"/>
                 <w:lang w:val="en-US" w:eastAsia="en-US" w:bidi="ar-SA"/>
               </w:rPr>
-              <w:t>Codex (model GPT) [</w:t>
-            </w:r>
-            <w:r>
-              <w:rPr>
-                <w:rFonts w:cs=""/>
-                <w:b/>
+              <w:t xml:space="preserve">Codex (model GPT) </w:t>
+            </w:r>
+            <w:r>
+              <w:rPr>
+                <w:rFonts w:cs=""/>
+                <w:b w:val="false"/>
                 <w:i w:val="false"/>
                 <w:kern w:val="0"/>
                 <w:sz w:val="22"/>
@@ -15902,19 +15672,7 @@
                 <w:highlight w:val="yellow"/>
                 <w:lang w:val="en-US" w:eastAsia="en-US" w:bidi="ar-SA"/>
               </w:rPr>
-              <w:t>SV XÁC NHẬN</w:t>
-            </w:r>
-            <w:r>
-              <w:rPr>
-                <w:rFonts w:cs=""/>
-                <w:b w:val="false"/>
-                <w:i w:val="false"/>
-                <w:kern w:val="0"/>
-                <w:sz w:val="22"/>
-                <w:szCs w:val="22"/>
-                <w:lang w:val="en-US" w:eastAsia="en-US" w:bidi="ar-SA"/>
-              </w:rPr>
-              <w:t xml:space="preserve"> phiên bản]</w:t>
+              <w:t>[SV XÁC NHẬN phiên bản]</w:t>
             </w:r>
           </w:p>
         </w:tc>
@@ -16255,8 +16013,8 @@
         <w:pStyle w:val="Heading2"/>
         <w:rPr/>
       </w:pPr>
-      <w:bookmarkStart w:id="30" w:name="__RefHeading___Toc3785_2710082794"/>
-      <w:bookmarkEnd w:id="30"/>
+      <w:bookmarkStart w:id="29" w:name="__RefHeading___Toc3797_3676404199"/>
+      <w:bookmarkEnd w:id="29"/>
       <w:r>
         <w:rPr>
           <w:b/>
@@ -17564,8 +17322,8 @@
         <w:pStyle w:val="Heading2"/>
         <w:rPr/>
       </w:pPr>
-      <w:bookmarkStart w:id="31" w:name="__RefHeading___Toc3787_2710082794"/>
-      <w:bookmarkEnd w:id="31"/>
+      <w:bookmarkStart w:id="30" w:name="__RefHeading___Toc3799_3676404199"/>
+      <w:bookmarkEnd w:id="30"/>
       <w:r>
         <w:rPr>
           <w:b/>
@@ -17896,10 +17654,10 @@
         <w:rPr>
           <w:b w:val="false"/>
           <w:i/>
-          <w:color w:val="555555"/>
           <w:sz w:val="22"/>
-        </w:rPr>
-        <w:t>[Chèn ảnh: Player, trang So sánh, trang Testcase]</w:t>
+          <w:highlight w:val="yellow"/>
+        </w:rPr>
+        <w:t>[ẢNH: Player, trang So sánh, trang Testcase]</w:t>
       </w:r>
     </w:p>
     <w:p>
@@ -17907,8 +17665,8 @@
         <w:pStyle w:val="Heading2"/>
         <w:rPr/>
       </w:pPr>
-      <w:bookmarkStart w:id="32" w:name="__RefHeading___Toc3789_2710082794"/>
-      <w:bookmarkEnd w:id="32"/>
+      <w:bookmarkStart w:id="31" w:name="__RefHeading___Toc3801_3676404199"/>
+      <w:bookmarkEnd w:id="31"/>
       <w:r>
         <w:rPr>
           <w:b/>
@@ -17960,8 +17718,8 @@
         <w:pStyle w:val="Heading3"/>
         <w:rPr/>
       </w:pPr>
-      <w:bookmarkStart w:id="33" w:name="__RefHeading___Toc3791_2710082794"/>
-      <w:bookmarkEnd w:id="33"/>
+      <w:bookmarkStart w:id="32" w:name="__RefHeading___Toc3803_3676404199"/>
+      <w:bookmarkEnd w:id="32"/>
       <w:r>
         <w:rPr>
           <w:b/>
@@ -18458,8 +18216,8 @@
         <w:pStyle w:val="Heading3"/>
         <w:rPr/>
       </w:pPr>
-      <w:bookmarkStart w:id="34" w:name="__RefHeading___Toc3793_2710082794"/>
-      <w:bookmarkEnd w:id="34"/>
+      <w:bookmarkStart w:id="33" w:name="__RefHeading___Toc3805_3676404199"/>
+      <w:bookmarkEnd w:id="33"/>
       <w:r>
         <w:rPr>
           <w:b/>
@@ -18660,8 +18418,8 @@
         <w:pStyle w:val="Heading3"/>
         <w:rPr/>
       </w:pPr>
-      <w:bookmarkStart w:id="35" w:name="__RefHeading___Toc3795_2710082794"/>
-      <w:bookmarkEnd w:id="35"/>
+      <w:bookmarkStart w:id="34" w:name="__RefHeading___Toc3807_3676404199"/>
+      <w:bookmarkEnd w:id="34"/>
       <w:r>
         <w:rPr>
           <w:b/>
@@ -18862,8 +18620,8 @@
         <w:pStyle w:val="Heading3"/>
         <w:rPr/>
       </w:pPr>
-      <w:bookmarkStart w:id="36" w:name="__RefHeading___Toc3797_2710082794"/>
-      <w:bookmarkEnd w:id="36"/>
+      <w:bookmarkStart w:id="35" w:name="__RefHeading___Toc3809_3676404199"/>
+      <w:bookmarkEnd w:id="35"/>
       <w:r>
         <w:rPr>
           <w:b/>
@@ -18998,37 +18756,37 @@
         <w:pStyle w:val="Heading3"/>
         <w:rPr/>
       </w:pPr>
-      <w:bookmarkStart w:id="37" w:name="__RefHeading___Toc3799_2710082794"/>
+      <w:bookmarkStart w:id="36" w:name="__RefHeading___Toc3811_3676404199"/>
+      <w:bookmarkEnd w:id="36"/>
+      <w:r>
+        <w:rPr>
+          <w:b/>
+          <w:i w:val="false"/>
+          <w:sz w:val="26"/>
+        </w:rPr>
+        <w:t>(Tuỳ chọn) Sự cố 5 – Trang So sánh cần 6 vòng review (PR #8)</w:t>
+      </w:r>
+    </w:p>
+    <w:p>
+      <w:pPr>
+        <w:pStyle w:val="Normal"/>
+        <w:rPr/>
+      </w:pPr>
+      <w:r>
+        <w:rPr>
+          <w:b w:val="false"/>
+          <w:i w:val="false"/>
+        </w:rPr>
+        <w:t>Mỗi vòng sửa lại lộ thêm một trường hợp biên khi người dùng đổi lựa chọn thuật toán hoặc rời trang trong lúc đang chạy. Các commit sửa là 8698427, 0069f32, aaab204, e3908f8. Sự cố này cho thấy giới hạn của review từng vòng. Từ đó, orchestrator yêu cầu reviewer "nêu hết lỗi trong một lần".</w:t>
+      </w:r>
+    </w:p>
+    <w:p>
+      <w:pPr>
+        <w:pStyle w:val="Heading2"/>
+        <w:rPr/>
+      </w:pPr>
+      <w:bookmarkStart w:id="37" w:name="__RefHeading___Toc3813_3676404199"/>
       <w:bookmarkEnd w:id="37"/>
-      <w:r>
-        <w:rPr>
-          <w:b/>
-          <w:i w:val="false"/>
-          <w:sz w:val="26"/>
-        </w:rPr>
-        <w:t>(Tuỳ chọn) Sự cố 5 – Trang So sánh cần 6 vòng review (PR #8)</w:t>
-      </w:r>
-    </w:p>
-    <w:p>
-      <w:pPr>
-        <w:pStyle w:val="Normal"/>
-        <w:rPr/>
-      </w:pPr>
-      <w:r>
-        <w:rPr>
-          <w:b w:val="false"/>
-          <w:i w:val="false"/>
-        </w:rPr>
-        <w:t>Mỗi vòng sửa lại lộ thêm một trường hợp biên khi người dùng đổi lựa chọn thuật toán hoặc rời trang trong lúc đang chạy. Các commit sửa là 8698427, 0069f32, aaab204, e3908f8. Sự cố này cho thấy giới hạn của review từng vòng. Từ đó, orchestrator yêu cầu reviewer "nêu hết lỗi trong một lần".</w:t>
-      </w:r>
-    </w:p>
-    <w:p>
-      <w:pPr>
-        <w:pStyle w:val="Heading2"/>
-        <w:rPr/>
-      </w:pPr>
-      <w:bookmarkStart w:id="38" w:name="__RefHeading___Toc3801_2710082794"/>
-      <w:bookmarkEnd w:id="38"/>
       <w:r>
         <w:rPr>
           <w:b/>
@@ -19054,25 +18812,9 @@
           <w:b/>
           <w:i/>
           <w:sz w:val="24"/>
-        </w:rPr>
-        <w:t>[</w:t>
-      </w:r>
-      <w:r>
-        <w:rPr>
-          <w:b/>
-          <w:i/>
-          <w:sz w:val="24"/>
           <w:highlight w:val="yellow"/>
         </w:rPr>
-        <w:t>SV XÁC NHẬN</w:t>
-      </w:r>
-      <w:r>
-        <w:rPr>
-          <w:b/>
-          <w:i/>
-          <w:sz w:val="24"/>
-        </w:rPr>
-        <w:t xml:space="preserve"> – bắt buộc phải tự làm]</w:t>
+        <w:t>[SV XÁC NHẬN – bắt buộc phải tự làm]</w:t>
       </w:r>
     </w:p>
     <w:p>
@@ -19156,8 +18898,8 @@
         <w:pStyle w:val="Heading2"/>
         <w:rPr/>
       </w:pPr>
-      <w:bookmarkStart w:id="39" w:name="__RefHeading___Toc3803_2710082794"/>
-      <w:bookmarkEnd w:id="39"/>
+      <w:bookmarkStart w:id="38" w:name="__RefHeading___Toc3815_3676404199"/>
+      <w:bookmarkEnd w:id="38"/>
       <w:r>
         <w:rPr>
           <w:b/>
@@ -19424,24 +19166,24 @@
         <w:pStyle w:val="Heading1"/>
         <w:rPr/>
       </w:pPr>
-      <w:bookmarkStart w:id="40" w:name="__RefHeading___Toc3805_2710082794"/>
+      <w:bookmarkStart w:id="39" w:name="__RefHeading___Toc3817_3676404199"/>
+      <w:bookmarkEnd w:id="39"/>
+      <w:r>
+        <w:rPr>
+          <w:b/>
+          <w:i w:val="false"/>
+          <w:sz w:val="32"/>
+        </w:rPr>
+        <w:t>Chương 6. Thiết kế thực nghiệm</w:t>
+      </w:r>
+    </w:p>
+    <w:p>
+      <w:pPr>
+        <w:pStyle w:val="Heading2"/>
+        <w:rPr/>
+      </w:pPr>
+      <w:bookmarkStart w:id="40" w:name="__RefHeading___Toc3819_3676404199"/>
       <w:bookmarkEnd w:id="40"/>
-      <w:r>
-        <w:rPr>
-          <w:b/>
-          <w:i w:val="false"/>
-          <w:sz w:val="32"/>
-        </w:rPr>
-        <w:t>Chương 6. Thiết kế thực nghiệm</w:t>
-      </w:r>
-    </w:p>
-    <w:p>
-      <w:pPr>
-        <w:pStyle w:val="Heading2"/>
-        <w:rPr/>
-      </w:pPr>
-      <w:bookmarkStart w:id="41" w:name="__RefHeading___Toc3807_2710082794"/>
-      <w:bookmarkEnd w:id="41"/>
       <w:r>
         <w:rPr>
           <w:b/>
@@ -19576,8 +19318,8 @@
         <w:pStyle w:val="Heading2"/>
         <w:rPr/>
       </w:pPr>
-      <w:bookmarkStart w:id="42" w:name="__RefHeading___Toc3809_2710082794"/>
-      <w:bookmarkEnd w:id="42"/>
+      <w:bookmarkStart w:id="41" w:name="__RefHeading___Toc3821_3676404199"/>
+      <w:bookmarkEnd w:id="41"/>
       <w:r>
         <w:rPr>
           <w:b/>
@@ -22405,8 +22147,8 @@
         <w:pStyle w:val="Heading2"/>
         <w:rPr/>
       </w:pPr>
-      <w:bookmarkStart w:id="43" w:name="__RefHeading___Toc3811_2710082794"/>
-      <w:bookmarkEnd w:id="43"/>
+      <w:bookmarkStart w:id="42" w:name="__RefHeading___Toc3823_3676404199"/>
+      <w:bookmarkEnd w:id="42"/>
       <w:r>
         <w:rPr>
           <w:b/>
@@ -22507,22 +22249,22 @@
           <w:b w:val="false"/>
           <w:i w:val="false"/>
         </w:rPr>
-        <w:t xml:space="preserve"> của app với bộ đếm chỉ tính metrics, không ghi trace. Nếu chụp thêm số liệu từ trang So sánh trên trình duyệt thì ghi rõ [</w:t>
-      </w:r>
-      <w:r>
-        <w:rPr>
-          <w:b/>
+        <w:t xml:space="preserve"> của app với bộ đếm chỉ tính metrics, không ghi trace. Nếu chụp thêm số liệu từ trang So sánh trên trình duyệt thì ghi rõ </w:t>
+      </w:r>
+      <w:r>
+        <w:rPr>
+          <w:b w:val="false"/>
           <w:i w:val="false"/>
           <w:highlight w:val="yellow"/>
         </w:rPr>
-        <w:t>SV ĐIỀN</w:t>
-      </w:r>
-      <w:r>
-        <w:rPr>
-          <w:b w:val="false"/>
-          <w:i w:val="false"/>
-        </w:rPr>
-        <w:t>: trình duyệt, phiên bản, RAM].</w:t>
+        <w:t>[SV ĐIỀN: trình duyệt, phiên bản, RAM]</w:t>
+      </w:r>
+      <w:r>
+        <w:rPr>
+          <w:b w:val="false"/>
+          <w:i w:val="false"/>
+        </w:rPr>
+        <w:t>.</w:t>
       </w:r>
     </w:p>
     <w:p>
@@ -22556,8 +22298,8 @@
         <w:pStyle w:val="Heading2"/>
         <w:rPr/>
       </w:pPr>
-      <w:bookmarkStart w:id="44" w:name="__RefHeading___Toc3813_2710082794"/>
-      <w:bookmarkEnd w:id="44"/>
+      <w:bookmarkStart w:id="43" w:name="__RefHeading___Toc3825_3676404199"/>
+      <w:bookmarkEnd w:id="43"/>
       <w:r>
         <w:rPr>
           <w:b/>
@@ -23292,24 +23034,24 @@
         <w:pStyle w:val="Heading1"/>
         <w:rPr/>
       </w:pPr>
-      <w:bookmarkStart w:id="45" w:name="__RefHeading___Toc3815_2710082794"/>
+      <w:bookmarkStart w:id="44" w:name="__RefHeading___Toc3827_3676404199"/>
+      <w:bookmarkEnd w:id="44"/>
+      <w:r>
+        <w:rPr>
+          <w:b/>
+          <w:i w:val="false"/>
+          <w:sz w:val="32"/>
+        </w:rPr>
+        <w:t>Chương 7. Đánh giá</w:t>
+      </w:r>
+    </w:p>
+    <w:p>
+      <w:pPr>
+        <w:pStyle w:val="Heading2"/>
+        <w:rPr/>
+      </w:pPr>
+      <w:bookmarkStart w:id="45" w:name="__RefHeading___Toc3829_3676404199"/>
       <w:bookmarkEnd w:id="45"/>
-      <w:r>
-        <w:rPr>
-          <w:b/>
-          <w:i w:val="false"/>
-          <w:sz w:val="32"/>
-        </w:rPr>
-        <w:t>Chương 7. Đánh giá</w:t>
-      </w:r>
-    </w:p>
-    <w:p>
-      <w:pPr>
-        <w:pStyle w:val="Heading2"/>
-        <w:rPr/>
-      </w:pPr>
-      <w:bookmarkStart w:id="46" w:name="__RefHeading___Toc3817_2710082794"/>
-      <w:bookmarkEnd w:id="46"/>
       <w:r>
         <w:rPr>
           <w:b/>
@@ -23360,7 +23102,7 @@
         </w:rPr>
         <w:t xml:space="preserve"> trỏ thẳng tới </w:t>
       </w:r>
-      <w:hyperlink r:id="rId4">
+      <w:hyperlink r:id="rId3">
         <w:r>
           <w:rPr>
             <w:rStyle w:val="Style"/>
@@ -23376,7 +23118,15 @@
           <w:b w:val="false"/>
           <w:i w:val="false"/>
         </w:rPr>
-        <w:t>, không bật dev server, và pass 314/314, trong đó có kiểm tra "Đạt 22/22" của trang Testcase. Sau khi deploy bản sửa PR #14 (b0880e1), lần chạy lại cùng cấu hình đó cũng pass 314/314. [ẢNH: trang Testcase]</w:t>
+        <w:t xml:space="preserve">, không bật dev server, và pass 314/314, trong đó có kiểm tra "Đạt 22/22" của trang Testcase. Sau khi deploy bản sửa PR #14 (b0880e1), lần chạy lại cùng cấu hình đó cũng pass 314/314. </w:t>
+      </w:r>
+      <w:r>
+        <w:rPr>
+          <w:b w:val="false"/>
+          <w:i w:val="false"/>
+          <w:highlight w:val="yellow"/>
+        </w:rPr>
+        <w:t>[ẢNH: trang Testcase]</w:t>
       </w:r>
     </w:p>
     <w:p>
@@ -23528,8 +23278,8 @@
         <w:pStyle w:val="Heading2"/>
         <w:rPr/>
       </w:pPr>
-      <w:bookmarkStart w:id="47" w:name="__RefHeading___Toc3819_2710082794"/>
-      <w:bookmarkEnd w:id="47"/>
+      <w:bookmarkStart w:id="46" w:name="__RefHeading___Toc3831_3676404199"/>
+      <w:bookmarkEnd w:id="46"/>
       <w:r>
         <w:rPr>
           <w:b/>
@@ -24284,10 +24034,10 @@
         <w:rPr>
           <w:b w:val="false"/>
           <w:i/>
-          <w:color w:val="555555"/>
           <w:sz w:val="22"/>
-        </w:rPr>
-        <w:t>[Chèn ảnh: trang So sánh trên ví dụ chung và trên một ca lớn]</w:t>
+          <w:highlight w:val="yellow"/>
+        </w:rPr>
+        <w:t>[ẢNH: trang So sánh trên ví dụ chung và trên một ca lớn]</w:t>
       </w:r>
     </w:p>
     <w:p>
@@ -24414,8 +24164,8 @@
         <w:pStyle w:val="Heading2"/>
         <w:rPr/>
       </w:pPr>
-      <w:bookmarkStart w:id="48" w:name="__RefHeading___Toc3821_2710082794"/>
-      <w:bookmarkEnd w:id="48"/>
+      <w:bookmarkStart w:id="47" w:name="__RefHeading___Toc3833_3676404199"/>
+      <w:bookmarkEnd w:id="47"/>
       <w:r>
         <w:rPr>
           <w:b/>
@@ -24487,8 +24237,8 @@
         <w:pStyle w:val="Heading2"/>
         <w:rPr/>
       </w:pPr>
-      <w:bookmarkStart w:id="49" w:name="__RefHeading___Toc3823_2710082794"/>
-      <w:bookmarkEnd w:id="49"/>
+      <w:bookmarkStart w:id="48" w:name="__RefHeading___Toc3835_3676404199"/>
+      <w:bookmarkEnd w:id="48"/>
       <w:r>
         <w:rPr>
           <w:b/>
@@ -24652,8 +24402,8 @@
         <w:pStyle w:val="Heading2"/>
         <w:rPr/>
       </w:pPr>
-      <w:bookmarkStart w:id="50" w:name="__RefHeading___Toc3825_2710082794"/>
-      <w:bookmarkEnd w:id="50"/>
+      <w:bookmarkStart w:id="49" w:name="__RefHeading___Toc3837_3676404199"/>
+      <w:bookmarkEnd w:id="49"/>
       <w:r>
         <w:rPr>
           <w:b/>
@@ -24728,8 +24478,8 @@
         <w:pStyle w:val="Heading1"/>
         <w:rPr/>
       </w:pPr>
-      <w:bookmarkStart w:id="51" w:name="__RefHeading___Toc3827_2710082794"/>
-      <w:bookmarkEnd w:id="51"/>
+      <w:bookmarkStart w:id="50" w:name="__RefHeading___Toc3839_3676404199"/>
+      <w:bookmarkEnd w:id="50"/>
       <w:r>
         <w:rPr>
           <w:b/>
@@ -25345,8 +25095,8 @@
         <w:pStyle w:val="Heading1"/>
         <w:rPr/>
       </w:pPr>
-      <w:bookmarkStart w:id="52" w:name="__RefHeading___Toc3829_2710082794"/>
-      <w:bookmarkEnd w:id="52"/>
+      <w:bookmarkStart w:id="51" w:name="__RefHeading___Toc3841_3676404199"/>
+      <w:bookmarkEnd w:id="51"/>
       <w:r>
         <w:rPr>
           <w:b/>
@@ -25481,8 +25231,8 @@
         <w:pStyle w:val="Heading1"/>
         <w:rPr/>
       </w:pPr>
-      <w:bookmarkStart w:id="53" w:name="__RefHeading___Toc3831_2710082794"/>
-      <w:bookmarkEnd w:id="53"/>
+      <w:bookmarkStart w:id="52" w:name="__RefHeading___Toc3843_3676404199"/>
+      <w:bookmarkEnd w:id="52"/>
       <w:r>
         <w:rPr>
           <w:b/>
@@ -25629,9 +25379,9 @@
       </w:r>
     </w:p>
     <w:sectPr>
-      <w:footerReference w:type="even" r:id="rId5"/>
-      <w:footerReference w:type="default" r:id="rId6"/>
-      <w:footerReference w:type="first" r:id="rId7"/>
+      <w:footerReference w:type="even" r:id="rId4"/>
+      <w:footerReference w:type="default" r:id="rId5"/>
+      <w:footerReference w:type="first" r:id="rId6"/>
       <w:type w:val="nextPage"/>
       <w:pgSz w:w="11906" w:h="16838"/>
       <w:pgMar w:left="1701" w:right="1417" w:gutter="0" w:header="0" w:top="1417" w:footer="720" w:bottom="1417"/>
@@ -26740,7 +26490,7 @@
       <w:outlineLvl w:val="0"/>
     </w:pPr>
     <w:rPr>
-      <w:rFonts w:ascii="Calibri" w:hAnsi="Calibri" w:eastAsia="ＭＳ ゴシック" w:cs="" w:asciiTheme="majorHAnsi" w:cstheme="majorBidi" w:eastAsiaTheme="majorEastAsia" w:hAnsiTheme="majorHAnsi"/>
+      <w:rFonts w:ascii="Times New Roman" w:hAnsi="Times New Roman" w:eastAsia="Times New Roman"/>
       <w:b/>
       <w:bCs/>
       <w:color w:val="000000"/>
@@ -26765,7 +26515,7 @@
       <w:outlineLvl w:val="1"/>
     </w:pPr>
     <w:rPr>
-      <w:rFonts w:ascii="Calibri" w:hAnsi="Calibri" w:eastAsia="ＭＳ ゴシック" w:cs="" w:asciiTheme="majorHAnsi" w:cstheme="majorBidi" w:eastAsiaTheme="majorEastAsia" w:hAnsiTheme="majorHAnsi"/>
+      <w:rFonts w:ascii="Times New Roman" w:hAnsi="Times New Roman" w:eastAsia="Times New Roman"/>
       <w:b/>
       <w:bCs/>
       <w:color w:val="000000"/>
@@ -26790,7 +26540,7 @@
       <w:outlineLvl w:val="2"/>
     </w:pPr>
     <w:rPr>
-      <w:rFonts w:ascii="Calibri" w:hAnsi="Calibri" w:eastAsia="ＭＳ ゴシック" w:cs="" w:asciiTheme="majorHAnsi" w:cstheme="majorBidi" w:eastAsiaTheme="majorEastAsia" w:hAnsiTheme="majorHAnsi"/>
+      <w:rFonts w:ascii="Times New Roman" w:hAnsi="Times New Roman" w:eastAsia="Times New Roman"/>
       <w:b/>
       <w:bCs/>
       <w:color w:val="000000"/>
@@ -27774,6 +27524,18 @@
     </w:pPr>
     <w:rPr/>
   </w:style>
+  <w:style w:type="paragraph" w:styleId="TOC1">
+    <w:name w:val="toc 1"/>
+    <w:basedOn w:val="Index"/>
+    <w:pPr>
+      <w:tabs>
+        <w:tab w:val="clear" w:pos="720"/>
+        <w:tab w:val="right" w:pos="8788" w:leader="dot"/>
+      </w:tabs>
+      <w:ind w:hanging="0" w:start="0"/>
+    </w:pPr>
+    <w:rPr/>
+  </w:style>
   <w:style w:type="paragraph" w:styleId="TOC2">
     <w:name w:val="toc 2"/>
     <w:basedOn w:val="Index"/>
@@ -27783,18 +27545,6 @@
         <w:tab w:val="right" w:pos="8505" w:leader="dot"/>
       </w:tabs>
       <w:ind w:hanging="0" w:start="283"/>
-    </w:pPr>
-    <w:rPr/>
-  </w:style>
-  <w:style w:type="paragraph" w:styleId="TOC1">
-    <w:name w:val="toc 1"/>
-    <w:basedOn w:val="Index"/>
-    <w:pPr>
-      <w:tabs>
-        <w:tab w:val="clear" w:pos="720"/>
-        <w:tab w:val="right" w:pos="8788" w:leader="dot"/>
-      </w:tabs>
-      <w:ind w:hanging="0" w:start="0"/>
     </w:pPr>
     <w:rPr/>
   </w:style>

--- a/report/bao-cao.docx
+++ b/report/bao-cao.docx
@@ -10,6 +10,22 @@
       </w:pPr>
       <w:r>
         <w:rPr/>
+      </w:r>
+    </w:p>
+    <w:p>
+      <w:pPr>
+        <w:pStyle w:val="Normal"/>
+        <w:spacing w:before="0" w:after="360"/>
+        <w:jc w:val="center"/>
+        <w:rPr/>
+      </w:pPr>
+      <w:r>
+        <w:rPr>
+          <w:b/>
+          <w:i w:val="false"/>
+          <w:sz w:val="44"/>
+        </w:rPr>
+        <w:t>BÁO CÁO BÀI TẬP LỚN – CS112</w:t>
       </w:r>
     </w:p>
     <w:p>
@@ -232,7 +248,7 @@
             </w:rPr>
             <w:fldChar w:fldCharType="separate"/>
           </w:r>
-          <w:hyperlink w:anchor="__RefHeading___Toc3739_3676404199" w:tooltip="Chương 1. Giới thiệu bài toán">
+          <w:hyperlink w:anchor="__RefHeading___Toc3740_4014962403" w:tooltip="Chương 1. Giới thiệu bài toán">
             <w:r>
               <w:rPr>
                 <w:rStyle w:val="IndexLink"/>
@@ -259,7 +275,7 @@
             </w:tabs>
             <w:rPr/>
           </w:pPr>
-          <w:hyperlink w:anchor="__RefHeading___Toc3741_3676404199" w:tooltip="1.1. Lý do chọn bài toán">
+          <w:hyperlink w:anchor="__RefHeading___Toc3742_4014962403" w:tooltip="1.1. Lý do chọn bài toán">
             <w:r>
               <w:rPr>
                 <w:rStyle w:val="IndexLink"/>
@@ -286,7 +302,7 @@
             </w:tabs>
             <w:rPr/>
           </w:pPr>
-          <w:hyperlink w:anchor="__RefHeading___Toc3743_3676404199" w:tooltip="1.2. Nguồn gốc">
+          <w:hyperlink w:anchor="__RefHeading___Toc3744_4014962403" w:tooltip="1.2. Nguồn gốc">
             <w:r>
               <w:rPr>
                 <w:rStyle w:val="IndexLink"/>
@@ -313,7 +329,7 @@
             </w:tabs>
             <w:rPr/>
           </w:pPr>
-          <w:hyperlink w:anchor="__RefHeading___Toc3745_3676404199" w:tooltip="1.3. Ứng dụng thực tế">
+          <w:hyperlink w:anchor="__RefHeading___Toc3746_4014962403" w:tooltip="1.3. Ứng dụng thực tế">
             <w:r>
               <w:rPr>
                 <w:rStyle w:val="IndexLink"/>
@@ -340,7 +356,7 @@
             </w:tabs>
             <w:rPr/>
           </w:pPr>
-          <w:hyperlink w:anchor="__RefHeading___Toc3747_3676404199" w:tooltip="Chương 2. Mô tả và mô hình bài toán">
+          <w:hyperlink w:anchor="__RefHeading___Toc3748_4014962403" w:tooltip="Chương 2. Mô tả và mô hình bài toán">
             <w:r>
               <w:rPr>
                 <w:rStyle w:val="IndexLink"/>
@@ -367,7 +383,7 @@
             </w:tabs>
             <w:rPr/>
           </w:pPr>
-          <w:hyperlink w:anchor="__RefHeading___Toc3749_3676404199" w:tooltip="2.1. Phát biểu theo kiểu đề thi">
+          <w:hyperlink w:anchor="__RefHeading___Toc3750_4014962403" w:tooltip="2.1. Phát biểu theo kiểu đề thi">
             <w:r>
               <w:rPr>
                 <w:rStyle w:val="IndexLink"/>
@@ -394,7 +410,7 @@
             </w:tabs>
             <w:rPr/>
           </w:pPr>
-          <w:hyperlink w:anchor="__RefHeading___Toc3751_3676404199" w:tooltip="2.2. Mô hình hóa">
+          <w:hyperlink w:anchor="__RefHeading___Toc3752_4014962403" w:tooltip="2.2. Mô hình hóa">
             <w:r>
               <w:rPr>
                 <w:rStyle w:val="IndexLink"/>
@@ -421,7 +437,7 @@
             </w:tabs>
             <w:rPr/>
           </w:pPr>
-          <w:hyperlink w:anchor="__RefHeading___Toc3753_3676404199" w:tooltip="2.3. Input">
+          <w:hyperlink w:anchor="__RefHeading___Toc3754_4014962403" w:tooltip="2.3. Input">
             <w:r>
               <w:rPr>
                 <w:rStyle w:val="IndexLink"/>
@@ -448,7 +464,7 @@
             </w:tabs>
             <w:rPr/>
           </w:pPr>
-          <w:hyperlink w:anchor="__RefHeading___Toc3755_3676404199" w:tooltip="2.4. Output">
+          <w:hyperlink w:anchor="__RefHeading___Toc3756_4014962403" w:tooltip="2.4. Output">
             <w:r>
               <w:rPr>
                 <w:rStyle w:val="IndexLink"/>
@@ -475,7 +491,7 @@
             </w:tabs>
             <w:rPr/>
           </w:pPr>
-          <w:hyperlink w:anchor="__RefHeading___Toc3757_3676404199" w:tooltip="2.5. Ràng buộc">
+          <w:hyperlink w:anchor="__RefHeading___Toc3758_4014962403" w:tooltip="2.5. Ràng buộc">
             <w:r>
               <w:rPr>
                 <w:rStyle w:val="IndexLink"/>
@@ -502,7 +518,7 @@
             </w:tabs>
             <w:rPr/>
           </w:pPr>
-          <w:hyperlink w:anchor="__RefHeading___Toc3759_3676404199" w:tooltip="2.6. Ví dụ Input/Output">
+          <w:hyperlink w:anchor="__RefHeading___Toc3760_4014962403" w:tooltip="2.6. Ví dụ Input/Output">
             <w:r>
               <w:rPr>
                 <w:rStyle w:val="IndexLink"/>
@@ -529,7 +545,7 @@
             </w:tabs>
             <w:rPr/>
           </w:pPr>
-          <w:hyperlink w:anchor="__RefHeading___Toc3761_3676404199" w:tooltip="Chương 3. Thiết kế cấu trúc dữ liệu và thuật toán">
+          <w:hyperlink w:anchor="__RefHeading___Toc3762_4014962403" w:tooltip="Chương 3. Thiết kế cấu trúc dữ liệu và thuật toán">
             <w:r>
               <w:rPr>
                 <w:rStyle w:val="IndexLink"/>
@@ -556,7 +572,7 @@
             </w:tabs>
             <w:rPr/>
           </w:pPr>
-          <w:hyperlink w:anchor="__RefHeading___Toc3763_3676404199" w:tooltip="3.1. Cấu trúc dữ liệu">
+          <w:hyperlink w:anchor="__RefHeading___Toc3764_4014962403" w:tooltip="3.1. Cấu trúc dữ liệu">
             <w:r>
               <w:rPr>
                 <w:rStyle w:val="IndexLink"/>
@@ -583,7 +599,7 @@
             </w:tabs>
             <w:rPr/>
           </w:pPr>
-          <w:hyperlink w:anchor="__RefHeading___Toc3765_3676404199" w:tooltip="3.2. Phân tích đặc trưng (ý tưởng giải)">
+          <w:hyperlink w:anchor="__RefHeading___Toc3766_4014962403" w:tooltip="3.2. Phân tích đặc trưng (ý tưởng giải)">
             <w:r>
               <w:rPr>
                 <w:rStyle w:val="IndexLink"/>
@@ -610,7 +626,7 @@
             </w:tabs>
             <w:rPr/>
           </w:pPr>
-          <w:hyperlink w:anchor="__RefHeading___Toc3767_3676404199" w:tooltip="3.3. Năm thuật toán">
+          <w:hyperlink w:anchor="__RefHeading___Toc3768_4014962403" w:tooltip="3.3. Năm thuật toán">
             <w:r>
               <w:rPr>
                 <w:rStyle w:val="IndexLink"/>
@@ -637,7 +653,7 @@
             </w:tabs>
             <w:rPr/>
           </w:pPr>
-          <w:hyperlink w:anchor="__RefHeading___Toc3769_3676404199" w:tooltip="(1) Tham lam theo thứ tự đỉnh (Greedy)">
+          <w:hyperlink w:anchor="__RefHeading___Toc3770_4014962403" w:tooltip="(1) Tham lam theo thứ tự đỉnh (Greedy)">
             <w:r>
               <w:rPr>
                 <w:rStyle w:val="IndexLink"/>
@@ -664,7 +680,7 @@
             </w:tabs>
             <w:rPr/>
           </w:pPr>
-          <w:hyperlink w:anchor="__RefHeading___Toc3771_3676404199" w:tooltip="(2) Welsh–Powell">
+          <w:hyperlink w:anchor="__RefHeading___Toc3772_4014962403" w:tooltip="(2) Welsh–Powell">
             <w:r>
               <w:rPr>
                 <w:rStyle w:val="IndexLink"/>
@@ -691,7 +707,7 @@
             </w:tabs>
             <w:rPr/>
           </w:pPr>
-          <w:hyperlink w:anchor="__RefHeading___Toc3773_3676404199" w:tooltip="(3) DSATUR (Brélaz, 1979) – mở rộng ngoài sách, app ghi rõ">
+          <w:hyperlink w:anchor="__RefHeading___Toc3774_4014962403" w:tooltip="(3) DSATUR (Brélaz, 1979) – mở rộng ngoài sách, app ghi rõ">
             <w:r>
               <w:rPr>
                 <w:rStyle w:val="IndexLink"/>
@@ -718,7 +734,7 @@
             </w:tabs>
             <w:rPr/>
           </w:pPr>
-          <w:hyperlink w:anchor="__RefHeading___Toc3775_3676404199" w:tooltip="(4) Quay lui (Levitin §12.1)">
+          <w:hyperlink w:anchor="__RefHeading___Toc3776_4014962403" w:tooltip="(4) Quay lui (Levitin §12.1)">
             <w:r>
               <w:rPr>
                 <w:rStyle w:val="IndexLink"/>
@@ -745,7 +761,7 @@
             </w:tabs>
             <w:rPr/>
           </w:pPr>
-          <w:hyperlink w:anchor="__RefHeading___Toc3777_3676404199" w:tooltip="(5) Vét cạn">
+          <w:hyperlink w:anchor="__RefHeading___Toc3778_4014962403" w:tooltip="(5) Vét cạn">
             <w:r>
               <w:rPr>
                 <w:rStyle w:val="IndexLink"/>
@@ -772,7 +788,7 @@
             </w:tabs>
             <w:rPr/>
           </w:pPr>
-          <w:hyperlink w:anchor="__RefHeading___Toc3779_3676404199" w:tooltip="Bảng tổng hợp">
+          <w:hyperlink w:anchor="__RefHeading___Toc3780_4014962403" w:tooltip="Bảng tổng hợp">
             <w:r>
               <w:rPr>
                 <w:rStyle w:val="IndexLink"/>
@@ -799,7 +815,7 @@
             </w:tabs>
             <w:rPr/>
           </w:pPr>
-          <w:hyperlink w:anchor="__RefHeading___Toc3781_3676404199" w:tooltip="Chế độ tìm sắc số χ(G)">
+          <w:hyperlink w:anchor="__RefHeading___Toc3782_4014962403" w:tooltip="Chế độ tìm sắc số χ(G)">
             <w:r>
               <w:rPr>
                 <w:rStyle w:val="IndexLink"/>
@@ -826,7 +842,7 @@
             </w:tabs>
             <w:rPr/>
           </w:pPr>
-          <w:hyperlink w:anchor="__RefHeading___Toc3783_3676404199" w:tooltip="Chương 4. Ví dụ minh họa các bước thực hiện">
+          <w:hyperlink w:anchor="__RefHeading___Toc3784_4014962403" w:tooltip="Chương 4. Ví dụ minh họa các bước thực hiện">
             <w:r>
               <w:rPr>
                 <w:rStyle w:val="IndexLink"/>
@@ -853,7 +869,7 @@
             </w:tabs>
             <w:rPr/>
           </w:pPr>
-          <w:hyperlink w:anchor="__RefHeading___Toc3785_3676404199" w:tooltip="4.1. Ví dụ chung">
+          <w:hyperlink w:anchor="__RefHeading___Toc3786_4014962403" w:tooltip="4.1. Ví dụ chung">
             <w:r>
               <w:rPr>
                 <w:rStyle w:val="IndexLink"/>
@@ -880,7 +896,7 @@
             </w:tabs>
             <w:rPr/>
           </w:pPr>
-          <w:hyperlink w:anchor="__RefHeading___Toc3787_3676404199" w:tooltip="4.2. Quay lui trên ví dụ chung (khớp đúng trace của Player)">
+          <w:hyperlink w:anchor="__RefHeading___Toc3788_4014962403" w:tooltip="4.2. Quay lui trên ví dụ chung (khớp đúng trace của Player)">
             <w:r>
               <w:rPr>
                 <w:rStyle w:val="IndexLink"/>
@@ -907,7 +923,7 @@
             </w:tabs>
             <w:rPr/>
           </w:pPr>
-          <w:hyperlink w:anchor="__RefHeading___Toc3789_3676404199" w:tooltip="4.3. Cùng ví dụ, bốn thuật toán còn lại (trace thật)">
+          <w:hyperlink w:anchor="__RefHeading___Toc3790_4014962403" w:tooltip="4.3. Cùng ví dụ, bốn thuật toán còn lại (trace thật)">
             <w:r>
               <w:rPr>
                 <w:rStyle w:val="IndexLink"/>
@@ -934,7 +950,7 @@
             </w:tabs>
             <w:rPr/>
           </w:pPr>
-          <w:hyperlink w:anchor="__RefHeading___Toc3791_3676404199" w:tooltip="Chương 5. Tường thuật quá trình thiết kế và xây dựng">
+          <w:hyperlink w:anchor="__RefHeading___Toc3792_4014962403" w:tooltip="Chương 5. Tường thuật quá trình thiết kế và xây dựng">
             <w:r>
               <w:rPr>
                 <w:rStyle w:val="IndexLink"/>
@@ -961,7 +977,7 @@
             </w:tabs>
             <w:rPr/>
           </w:pPr>
-          <w:hyperlink w:anchor="__RefHeading___Toc3793_3676404199" w:tooltip="5.1. Nói rõ ngay từ đầu">
+          <w:hyperlink w:anchor="__RefHeading___Toc3794_4014962403" w:tooltip="5.1. Nói rõ ngay từ đầu">
             <w:r>
               <w:rPr>
                 <w:rStyle w:val="IndexLink"/>
@@ -988,7 +1004,7 @@
             </w:tabs>
             <w:rPr/>
           </w:pPr>
-          <w:hyperlink w:anchor="__RefHeading___Toc3795_3676404199" w:tooltip="5.2. Công cụ sử dụng">
+          <w:hyperlink w:anchor="__RefHeading___Toc3796_4014962403" w:tooltip="5.2. Công cụ sử dụng">
             <w:r>
               <w:rPr>
                 <w:rStyle w:val="IndexLink"/>
@@ -1015,7 +1031,7 @@
             </w:tabs>
             <w:rPr/>
           </w:pPr>
-          <w:hyperlink w:anchor="__RefHeading___Toc3797_3676404199" w:tooltip="5.3. Dòng thời gian">
+          <w:hyperlink w:anchor="__RefHeading___Toc3798_4014962403" w:tooltip="5.3. Dòng thời gian">
             <w:r>
               <w:rPr>
                 <w:rStyle w:val="IndexLink"/>
@@ -1042,7 +1058,7 @@
             </w:tabs>
             <w:rPr/>
           </w:pPr>
-          <w:hyperlink w:anchor="__RefHeading___Toc3799_3676404199" w:tooltip="5.4. Thiết kế chức năng và giao diện">
+          <w:hyperlink w:anchor="__RefHeading___Toc3800_4014962403" w:tooltip="5.4. Thiết kế chức năng và giao diện">
             <w:r>
               <w:rPr>
                 <w:rStyle w:val="IndexLink"/>
@@ -1069,7 +1085,7 @@
             </w:tabs>
             <w:rPr/>
           </w:pPr>
-          <w:hyperlink w:anchor="__RefHeading___Toc3801_3676404199" w:tooltip="5.5. Các sự cố tiêu biểu và cách xử lý">
+          <w:hyperlink w:anchor="__RefHeading___Toc3802_4014962403" w:tooltip="5.5. Các sự cố tiêu biểu và cách xử lý">
             <w:r>
               <w:rPr>
                 <w:rStyle w:val="IndexLink"/>
@@ -1096,7 +1112,7 @@
             </w:tabs>
             <w:rPr/>
           </w:pPr>
-          <w:hyperlink w:anchor="__RefHeading___Toc3803_3676404199" w:tooltip="Sự cố 1 – Bài tô màu đồ thị bị review FAIL với 4 lỗi (PR #7)">
+          <w:hyperlink w:anchor="__RefHeading___Toc3804_4014962403" w:tooltip="Sự cố 1 – Bài tô màu đồ thị bị review FAIL với 4 lỗi (PR #7)">
             <w:r>
               <w:rPr>
                 <w:rStyle w:val="IndexLink"/>
@@ -1123,7 +1139,7 @@
             </w:tabs>
             <w:rPr/>
           </w:pPr>
-          <w:hyperlink w:anchor="__RefHeading___Toc3805_3676404199" w:tooltip="Sự cố 2 – Nhánh cận đánh dấu sai nút tốt nhất (PR #1, bài cái túi)">
+          <w:hyperlink w:anchor="__RefHeading___Toc3806_4014962403" w:tooltip="Sự cố 2 – Nhánh cận đánh dấu sai nút tốt nhất (PR #1, bài cái túi)">
             <w:r>
               <w:rPr>
                 <w:rStyle w:val="IndexLink"/>
@@ -1150,7 +1166,7 @@
             </w:tabs>
             <w:rPr/>
           </w:pPr>
-          <w:hyperlink w:anchor="__RefHeading___Toc3807_3676404199" w:tooltip="Sự cố 3 – Lời giải tham chiếu tự tham chiếu lặp lại ở nhiều nhóm">
+          <w:hyperlink w:anchor="__RefHeading___Toc3808_4014962403" w:tooltip="Sự cố 3 – Lời giải tham chiếu tự tham chiếu lặp lại ở nhiều nhóm">
             <w:r>
               <w:rPr>
                 <w:rStyle w:val="IndexLink"/>
@@ -1177,7 +1193,7 @@
             </w:tabs>
             <w:rPr/>
           </w:pPr>
-          <w:hyperlink w:anchor="__RefHeading___Toc3809_3676404199" w:tooltip="Sự cố 4 – Code viết dồn một dòng (PR #3, #4)">
+          <w:hyperlink w:anchor="__RefHeading___Toc3810_4014962403" w:tooltip="Sự cố 4 – Code viết dồn một dòng (PR #3, #4)">
             <w:r>
               <w:rPr>
                 <w:rStyle w:val="IndexLink"/>
@@ -1204,7 +1220,7 @@
             </w:tabs>
             <w:rPr/>
           </w:pPr>
-          <w:hyperlink w:anchor="__RefHeading___Toc3811_3676404199" w:tooltip="(Tuỳ chọn) Sự cố 5 – Trang So sánh cần 6 vòng review (PR #8)">
+          <w:hyperlink w:anchor="__RefHeading___Toc3812_4014962403" w:tooltip="(Tuỳ chọn) Sự cố 5 – Trang So sánh cần 6 vòng review (PR #8)">
             <w:r>
               <w:rPr>
                 <w:rStyle w:val="IndexLink"/>
@@ -1231,7 +1247,7 @@
             </w:tabs>
             <w:rPr/>
           </w:pPr>
-          <w:hyperlink w:anchor="__RefHeading___Toc3813_3676404199" w:tooltip="5.6. Phần sinh viên tự kiểm chứng">
+          <w:hyperlink w:anchor="__RefHeading___Toc3814_4014962403" w:tooltip="5.6. Phần sinh viên tự kiểm chứng">
             <w:r>
               <w:rPr>
                 <w:rStyle w:val="IndexLink"/>
@@ -1258,7 +1274,7 @@
             </w:tabs>
             <w:rPr/>
           </w:pPr>
-          <w:hyperlink w:anchor="__RefHeading___Toc3815_3676404199" w:tooltip="5.7. Đánh giá việc dùng AI">
+          <w:hyperlink w:anchor="__RefHeading___Toc3816_4014962403" w:tooltip="5.7. Đánh giá việc dùng AI">
             <w:r>
               <w:rPr>
                 <w:rStyle w:val="IndexLink"/>
@@ -1285,7 +1301,7 @@
             </w:tabs>
             <w:rPr/>
           </w:pPr>
-          <w:hyperlink w:anchor="__RefHeading___Toc3817_3676404199" w:tooltip="Chương 6. Thiết kế thực nghiệm">
+          <w:hyperlink w:anchor="__RefHeading___Toc3818_4014962403" w:tooltip="Chương 6. Thiết kế thực nghiệm">
             <w:r>
               <w:rPr>
                 <w:rStyle w:val="IndexLink"/>
@@ -1312,7 +1328,7 @@
             </w:tabs>
             <w:rPr/>
           </w:pPr>
-          <w:hyperlink w:anchor="__RefHeading___Toc3819_3676404199" w:tooltip="6.1. Cách tạo testcase">
+          <w:hyperlink w:anchor="__RefHeading___Toc3820_4014962403" w:tooltip="6.1. Cách tạo testcase">
             <w:r>
               <w:rPr>
                 <w:rStyle w:val="IndexLink"/>
@@ -1339,7 +1355,7 @@
             </w:tabs>
             <w:rPr/>
           </w:pPr>
-          <w:hyperlink w:anchor="__RefHeading___Toc3821_3676404199" w:tooltip="6.2. Phân nhóm">
+          <w:hyperlink w:anchor="__RefHeading___Toc3822_4014962403" w:tooltip="6.2. Phân nhóm">
             <w:r>
               <w:rPr>
                 <w:rStyle w:val="IndexLink"/>
@@ -1366,7 +1382,7 @@
             </w:tabs>
             <w:rPr/>
           </w:pPr>
-          <w:hyperlink w:anchor="__RefHeading___Toc3823_3676404199" w:tooltip="6.3. Đo đạc">
+          <w:hyperlink w:anchor="__RefHeading___Toc3824_4014962403" w:tooltip="6.3. Đo đạc">
             <w:r>
               <w:rPr>
                 <w:rStyle w:val="IndexLink"/>
@@ -1393,7 +1409,7 @@
             </w:tabs>
             <w:rPr/>
           </w:pPr>
-          <w:hyperlink w:anchor="__RefHeading___Toc3825_3676404199" w:tooltip="6.4. Bảo đảm độ phủ">
+          <w:hyperlink w:anchor="__RefHeading___Toc3826_4014962403" w:tooltip="6.4. Bảo đảm độ phủ">
             <w:r>
               <w:rPr>
                 <w:rStyle w:val="IndexLink"/>
@@ -1420,7 +1436,7 @@
             </w:tabs>
             <w:rPr/>
           </w:pPr>
-          <w:hyperlink w:anchor="__RefHeading___Toc3827_3676404199" w:tooltip="Chương 7. Đánh giá">
+          <w:hyperlink w:anchor="__RefHeading___Toc3828_4014962403" w:tooltip="Chương 7. Đánh giá">
             <w:r>
               <w:rPr>
                 <w:rStyle w:val="IndexLink"/>
@@ -1447,7 +1463,7 @@
             </w:tabs>
             <w:rPr/>
           </w:pPr>
-          <w:hyperlink w:anchor="__RefHeading___Toc3829_3676404199" w:tooltip="7.1. Tính đúng">
+          <w:hyperlink w:anchor="__RefHeading___Toc3830_4014962403" w:tooltip="7.1. Tính đúng">
             <w:r>
               <w:rPr>
                 <w:rStyle w:val="IndexLink"/>
@@ -1474,7 +1490,7 @@
             </w:tabs>
             <w:rPr/>
           </w:pPr>
-          <w:hyperlink w:anchor="__RefHeading___Toc3831_3676404199" w:tooltip="7.2. Kết quả so sánh">
+          <w:hyperlink w:anchor="__RefHeading___Toc3832_4014962403" w:tooltip="7.2. Kết quả so sánh">
             <w:r>
               <w:rPr>
                 <w:rStyle w:val="IndexLink"/>
@@ -1501,7 +1517,7 @@
             </w:tabs>
             <w:rPr/>
           </w:pPr>
-          <w:hyperlink w:anchor="__RefHeading___Toc3833_3676404199" w:tooltip="7.3. Tính trực quan và khả năng minh họa">
+          <w:hyperlink w:anchor="__RefHeading___Toc3834_4014962403" w:tooltip="7.3. Tính trực quan và khả năng minh họa">
             <w:r>
               <w:rPr>
                 <w:rStyle w:val="IndexLink"/>
@@ -1528,7 +1544,7 @@
             </w:tabs>
             <w:rPr/>
           </w:pPr>
-          <w:hyperlink w:anchor="__RefHeading___Toc3835_3676404199" w:tooltip="7.4. Hạn chế">
+          <w:hyperlink w:anchor="__RefHeading___Toc3836_4014962403" w:tooltip="7.4. Hạn chế">
             <w:r>
               <w:rPr>
                 <w:rStyle w:val="IndexLink"/>
@@ -1555,7 +1571,7 @@
             </w:tabs>
             <w:rPr/>
           </w:pPr>
-          <w:hyperlink w:anchor="__RefHeading___Toc3837_3676404199" w:tooltip="7.5. Hướng phát triển">
+          <w:hyperlink w:anchor="__RefHeading___Toc3838_4014962403" w:tooltip="7.5. Hướng phát triển">
             <w:r>
               <w:rPr>
                 <w:rStyle w:val="IndexLink"/>
@@ -1582,7 +1598,7 @@
             </w:tabs>
             <w:rPr/>
           </w:pPr>
-          <w:hyperlink w:anchor="__RefHeading___Toc3839_3676404199" w:tooltip="Chương 8. Phát triển mở rộng">
+          <w:hyperlink w:anchor="__RefHeading___Toc3840_4014962403" w:tooltip="Chương 8. Phát triển mở rộng">
             <w:r>
               <w:rPr>
                 <w:rStyle w:val="IndexLink"/>
@@ -1609,7 +1625,7 @@
             </w:tabs>
             <w:rPr/>
           </w:pPr>
-          <w:hyperlink w:anchor="__RefHeading___Toc3841_3676404199" w:tooltip="Tài liệu tham khảo">
+          <w:hyperlink w:anchor="__RefHeading___Toc3842_4014962403" w:tooltip="Tài liệu tham khảo">
             <w:r>
               <w:rPr>
                 <w:rStyle w:val="IndexLink"/>
@@ -1636,7 +1652,7 @@
             </w:tabs>
             <w:rPr/>
           </w:pPr>
-          <w:hyperlink w:anchor="__RefHeading___Toc3843_3676404199" w:tooltip="Phụ lục">
+          <w:hyperlink w:anchor="__RefHeading___Toc3844_4014962403" w:tooltip="Phụ lục">
             <w:r>
               <w:rPr>
                 <w:rStyle w:val="IndexLink"/>
@@ -1680,7 +1696,7 @@
         <w:spacing w:before="0" w:after="200"/>
         <w:rPr/>
       </w:pPr>
-      <w:bookmarkStart w:id="0" w:name="__RefHeading___Toc3739_3676404199"/>
+      <w:bookmarkStart w:id="0" w:name="__RefHeading___Toc3740_4014962403"/>
       <w:bookmarkEnd w:id="0"/>
       <w:r>
         <w:rPr>
@@ -1696,7 +1712,7 @@
         <w:pStyle w:val="Heading2"/>
         <w:rPr/>
       </w:pPr>
-      <w:bookmarkStart w:id="1" w:name="__RefHeading___Toc3741_3676404199"/>
+      <w:bookmarkStart w:id="1" w:name="__RefHeading___Toc3742_4014962403"/>
       <w:bookmarkEnd w:id="1"/>
       <w:r>
         <w:rPr>
@@ -1818,7 +1834,7 @@
         <w:pStyle w:val="Heading2"/>
         <w:rPr/>
       </w:pPr>
-      <w:bookmarkStart w:id="2" w:name="__RefHeading___Toc3743_3676404199"/>
+      <w:bookmarkStart w:id="2" w:name="__RefHeading___Toc3744_4014962403"/>
       <w:bookmarkEnd w:id="2"/>
       <w:r>
         <w:rPr>
@@ -2007,7 +2023,7 @@
         <w:pStyle w:val="Heading2"/>
         <w:rPr/>
       </w:pPr>
-      <w:bookmarkStart w:id="3" w:name="__RefHeading___Toc3745_3676404199"/>
+      <w:bookmarkStart w:id="3" w:name="__RefHeading___Toc3746_4014962403"/>
       <w:bookmarkEnd w:id="3"/>
       <w:r>
         <w:rPr>
@@ -2156,7 +2172,7 @@
         <w:pStyle w:val="Heading1"/>
         <w:rPr/>
       </w:pPr>
-      <w:bookmarkStart w:id="4" w:name="__RefHeading___Toc3747_3676404199"/>
+      <w:bookmarkStart w:id="4" w:name="__RefHeading___Toc3748_4014962403"/>
       <w:bookmarkEnd w:id="4"/>
       <w:r>
         <w:rPr>
@@ -2172,7 +2188,7 @@
         <w:pStyle w:val="Heading2"/>
         <w:rPr/>
       </w:pPr>
-      <w:bookmarkStart w:id="5" w:name="__RefHeading___Toc3749_3676404199"/>
+      <w:bookmarkStart w:id="5" w:name="__RefHeading___Toc3750_4014962403"/>
       <w:bookmarkEnd w:id="5"/>
       <w:r>
         <w:rPr>
@@ -2221,7 +2237,7 @@
         <w:pStyle w:val="Heading2"/>
         <w:rPr/>
       </w:pPr>
-      <w:bookmarkStart w:id="6" w:name="__RefHeading___Toc3751_3676404199"/>
+      <w:bookmarkStart w:id="6" w:name="__RefHeading___Toc3752_4014962403"/>
       <w:bookmarkEnd w:id="6"/>
       <w:r>
         <w:rPr>
@@ -2792,7 +2808,7 @@
         <w:pStyle w:val="Heading2"/>
         <w:rPr/>
       </w:pPr>
-      <w:bookmarkStart w:id="7" w:name="__RefHeading___Toc3753_3676404199"/>
+      <w:bookmarkStart w:id="7" w:name="__RefHeading___Toc3754_4014962403"/>
       <w:bookmarkEnd w:id="7"/>
       <w:r>
         <w:rPr>
@@ -3140,7 +3156,7 @@
         <w:pStyle w:val="Heading2"/>
         <w:rPr/>
       </w:pPr>
-      <w:bookmarkStart w:id="8" w:name="__RefHeading___Toc3755_3676404199"/>
+      <w:bookmarkStart w:id="8" w:name="__RefHeading___Toc3756_4014962403"/>
       <w:bookmarkEnd w:id="8"/>
       <w:r>
         <w:rPr>
@@ -3401,7 +3417,7 @@
         <w:pStyle w:val="Heading2"/>
         <w:rPr/>
       </w:pPr>
-      <w:bookmarkStart w:id="9" w:name="__RefHeading___Toc3757_3676404199"/>
+      <w:bookmarkStart w:id="9" w:name="__RefHeading___Toc3758_4014962403"/>
       <w:bookmarkEnd w:id="9"/>
       <w:r>
         <w:rPr>
@@ -3973,7 +3989,7 @@
         <w:pStyle w:val="Heading2"/>
         <w:rPr/>
       </w:pPr>
-      <w:bookmarkStart w:id="10" w:name="__RefHeading___Toc3759_3676404199"/>
+      <w:bookmarkStart w:id="10" w:name="__RefHeading___Toc3760_4014962403"/>
       <w:bookmarkEnd w:id="10"/>
       <w:r>
         <w:rPr>
@@ -4816,7 +4832,7 @@
         <w:pStyle w:val="Heading1"/>
         <w:rPr/>
       </w:pPr>
-      <w:bookmarkStart w:id="11" w:name="__RefHeading___Toc3761_3676404199"/>
+      <w:bookmarkStart w:id="11" w:name="__RefHeading___Toc3762_4014962403"/>
       <w:bookmarkEnd w:id="11"/>
       <w:r>
         <w:rPr>
@@ -4832,7 +4848,7 @@
         <w:pStyle w:val="Heading2"/>
         <w:rPr/>
       </w:pPr>
-      <w:bookmarkStart w:id="12" w:name="__RefHeading___Toc3763_3676404199"/>
+      <w:bookmarkStart w:id="12" w:name="__RefHeading___Toc3764_4014962403"/>
       <w:bookmarkEnd w:id="12"/>
       <w:r>
         <w:rPr>
@@ -5182,7 +5198,7 @@
         <w:pStyle w:val="Heading2"/>
         <w:rPr/>
       </w:pPr>
-      <w:bookmarkStart w:id="13" w:name="__RefHeading___Toc3765_3676404199"/>
+      <w:bookmarkStart w:id="13" w:name="__RefHeading___Toc3766_4014962403"/>
       <w:bookmarkEnd w:id="13"/>
       <w:r>
         <w:rPr>
@@ -5393,7 +5409,7 @@
         <w:pStyle w:val="Heading2"/>
         <w:rPr/>
       </w:pPr>
-      <w:bookmarkStart w:id="14" w:name="__RefHeading___Toc3767_3676404199"/>
+      <w:bookmarkStart w:id="14" w:name="__RefHeading___Toc3768_4014962403"/>
       <w:bookmarkEnd w:id="14"/>
       <w:r>
         <w:rPr>
@@ -5429,7 +5445,7 @@
         <w:pStyle w:val="Heading3"/>
         <w:rPr/>
       </w:pPr>
-      <w:bookmarkStart w:id="15" w:name="__RefHeading___Toc3769_3676404199"/>
+      <w:bookmarkStart w:id="15" w:name="__RefHeading___Toc3770_4014962403"/>
       <w:bookmarkEnd w:id="15"/>
       <w:r>
         <w:rPr>
@@ -5699,7 +5715,7 @@
         <w:pStyle w:val="Heading3"/>
         <w:rPr/>
       </w:pPr>
-      <w:bookmarkStart w:id="16" w:name="__RefHeading___Toc3771_3676404199"/>
+      <w:bookmarkStart w:id="16" w:name="__RefHeading___Toc3772_4014962403"/>
       <w:bookmarkEnd w:id="16"/>
       <w:r>
         <w:rPr>
@@ -5900,7 +5916,7 @@
         <w:pStyle w:val="Heading3"/>
         <w:rPr/>
       </w:pPr>
-      <w:bookmarkStart w:id="17" w:name="__RefHeading___Toc3773_3676404199"/>
+      <w:bookmarkStart w:id="17" w:name="__RefHeading___Toc3774_4014962403"/>
       <w:bookmarkEnd w:id="17"/>
       <w:r>
         <w:rPr>
@@ -6200,7 +6216,7 @@
         <w:pStyle w:val="Heading3"/>
         <w:rPr/>
       </w:pPr>
-      <w:bookmarkStart w:id="18" w:name="__RefHeading___Toc3775_3676404199"/>
+      <w:bookmarkStart w:id="18" w:name="__RefHeading___Toc3776_4014962403"/>
       <w:bookmarkEnd w:id="18"/>
       <w:r>
         <w:rPr>
@@ -6622,7 +6638,7 @@
         <w:pStyle w:val="Heading3"/>
         <w:rPr/>
       </w:pPr>
-      <w:bookmarkStart w:id="19" w:name="__RefHeading___Toc3777_3676404199"/>
+      <w:bookmarkStart w:id="19" w:name="__RefHeading___Toc3778_4014962403"/>
       <w:bookmarkEnd w:id="19"/>
       <w:r>
         <w:rPr>
@@ -6941,7 +6957,7 @@
         <w:pStyle w:val="Heading3"/>
         <w:rPr/>
       </w:pPr>
-      <w:bookmarkStart w:id="20" w:name="__RefHeading___Toc3779_3676404199"/>
+      <w:bookmarkStart w:id="20" w:name="__RefHeading___Toc3780_4014962403"/>
       <w:bookmarkEnd w:id="20"/>
       <w:r>
         <w:rPr>
@@ -7781,7 +7797,7 @@
         <w:pStyle w:val="Heading3"/>
         <w:rPr/>
       </w:pPr>
-      <w:bookmarkStart w:id="21" w:name="__RefHeading___Toc3781_3676404199"/>
+      <w:bookmarkStart w:id="21" w:name="__RefHeading___Toc3782_4014962403"/>
       <w:bookmarkEnd w:id="21"/>
       <w:r>
         <w:rPr>
@@ -8102,7 +8118,7 @@
         <w:pStyle w:val="Heading1"/>
         <w:rPr/>
       </w:pPr>
-      <w:bookmarkStart w:id="22" w:name="__RefHeading___Toc3783_3676404199"/>
+      <w:bookmarkStart w:id="22" w:name="__RefHeading___Toc3784_4014962403"/>
       <w:bookmarkEnd w:id="22"/>
       <w:r>
         <w:rPr>
@@ -8118,7 +8134,7 @@
         <w:pStyle w:val="Heading2"/>
         <w:rPr/>
       </w:pPr>
-      <w:bookmarkStart w:id="23" w:name="__RefHeading___Toc3785_3676404199"/>
+      <w:bookmarkStart w:id="23" w:name="__RefHeading___Toc3786_4014962403"/>
       <w:bookmarkEnd w:id="23"/>
       <w:r>
         <w:rPr>
@@ -8361,7 +8377,7 @@
         <w:pStyle w:val="Heading2"/>
         <w:rPr/>
       </w:pPr>
-      <w:bookmarkStart w:id="24" w:name="__RefHeading___Toc3787_3676404199"/>
+      <w:bookmarkStart w:id="24" w:name="__RefHeading___Toc3788_4014962403"/>
       <w:bookmarkEnd w:id="24"/>
       <w:r>
         <w:rPr>
@@ -12287,7 +12303,7 @@
         <w:pStyle w:val="Heading2"/>
         <w:rPr/>
       </w:pPr>
-      <w:bookmarkStart w:id="25" w:name="__RefHeading___Toc3789_3676404199"/>
+      <w:bookmarkStart w:id="25" w:name="__RefHeading___Toc3790_4014962403"/>
       <w:bookmarkEnd w:id="25"/>
       <w:r>
         <w:rPr>
@@ -15169,7 +15185,7 @@
         <w:pStyle w:val="Heading1"/>
         <w:rPr/>
       </w:pPr>
-      <w:bookmarkStart w:id="26" w:name="__RefHeading___Toc3791_3676404199"/>
+      <w:bookmarkStart w:id="26" w:name="__RefHeading___Toc3792_4014962403"/>
       <w:bookmarkEnd w:id="26"/>
       <w:r>
         <w:rPr>
@@ -15185,7 +15201,7 @@
         <w:pStyle w:val="Heading2"/>
         <w:rPr/>
       </w:pPr>
-      <w:bookmarkStart w:id="27" w:name="__RefHeading___Toc3793_3676404199"/>
+      <w:bookmarkStart w:id="27" w:name="__RefHeading___Toc3794_4014962403"/>
       <w:bookmarkEnd w:id="27"/>
       <w:r>
         <w:rPr>
@@ -15448,7 +15464,7 @@
         <w:pStyle w:val="Heading2"/>
         <w:rPr/>
       </w:pPr>
-      <w:bookmarkStart w:id="28" w:name="__RefHeading___Toc3795_3676404199"/>
+      <w:bookmarkStart w:id="28" w:name="__RefHeading___Toc3796_4014962403"/>
       <w:bookmarkEnd w:id="28"/>
       <w:r>
         <w:rPr>
@@ -16013,7 +16029,7 @@
         <w:pStyle w:val="Heading2"/>
         <w:rPr/>
       </w:pPr>
-      <w:bookmarkStart w:id="29" w:name="__RefHeading___Toc3797_3676404199"/>
+      <w:bookmarkStart w:id="29" w:name="__RefHeading___Toc3798_4014962403"/>
       <w:bookmarkEnd w:id="29"/>
       <w:r>
         <w:rPr>
@@ -17322,7 +17338,7 @@
         <w:pStyle w:val="Heading2"/>
         <w:rPr/>
       </w:pPr>
-      <w:bookmarkStart w:id="30" w:name="__RefHeading___Toc3799_3676404199"/>
+      <w:bookmarkStart w:id="30" w:name="__RefHeading___Toc3800_4014962403"/>
       <w:bookmarkEnd w:id="30"/>
       <w:r>
         <w:rPr>
@@ -17665,7 +17681,7 @@
         <w:pStyle w:val="Heading2"/>
         <w:rPr/>
       </w:pPr>
-      <w:bookmarkStart w:id="31" w:name="__RefHeading___Toc3801_3676404199"/>
+      <w:bookmarkStart w:id="31" w:name="__RefHeading___Toc3802_4014962403"/>
       <w:bookmarkEnd w:id="31"/>
       <w:r>
         <w:rPr>
@@ -17718,7 +17734,7 @@
         <w:pStyle w:val="Heading3"/>
         <w:rPr/>
       </w:pPr>
-      <w:bookmarkStart w:id="32" w:name="__RefHeading___Toc3803_3676404199"/>
+      <w:bookmarkStart w:id="32" w:name="__RefHeading___Toc3804_4014962403"/>
       <w:bookmarkEnd w:id="32"/>
       <w:r>
         <w:rPr>
@@ -18216,7 +18232,7 @@
         <w:pStyle w:val="Heading3"/>
         <w:rPr/>
       </w:pPr>
-      <w:bookmarkStart w:id="33" w:name="__RefHeading___Toc3805_3676404199"/>
+      <w:bookmarkStart w:id="33" w:name="__RefHeading___Toc3806_4014962403"/>
       <w:bookmarkEnd w:id="33"/>
       <w:r>
         <w:rPr>
@@ -18418,7 +18434,7 @@
         <w:pStyle w:val="Heading3"/>
         <w:rPr/>
       </w:pPr>
-      <w:bookmarkStart w:id="34" w:name="__RefHeading___Toc3807_3676404199"/>
+      <w:bookmarkStart w:id="34" w:name="__RefHeading___Toc3808_4014962403"/>
       <w:bookmarkEnd w:id="34"/>
       <w:r>
         <w:rPr>
@@ -18620,7 +18636,7 @@
         <w:pStyle w:val="Heading3"/>
         <w:rPr/>
       </w:pPr>
-      <w:bookmarkStart w:id="35" w:name="__RefHeading___Toc3809_3676404199"/>
+      <w:bookmarkStart w:id="35" w:name="__RefHeading___Toc3810_4014962403"/>
       <w:bookmarkEnd w:id="35"/>
       <w:r>
         <w:rPr>
@@ -18756,7 +18772,7 @@
         <w:pStyle w:val="Heading3"/>
         <w:rPr/>
       </w:pPr>
-      <w:bookmarkStart w:id="36" w:name="__RefHeading___Toc3811_3676404199"/>
+      <w:bookmarkStart w:id="36" w:name="__RefHeading___Toc3812_4014962403"/>
       <w:bookmarkEnd w:id="36"/>
       <w:r>
         <w:rPr>
@@ -18785,7 +18801,7 @@
         <w:pStyle w:val="Heading2"/>
         <w:rPr/>
       </w:pPr>
-      <w:bookmarkStart w:id="37" w:name="__RefHeading___Toc3813_3676404199"/>
+      <w:bookmarkStart w:id="37" w:name="__RefHeading___Toc3814_4014962403"/>
       <w:bookmarkEnd w:id="37"/>
       <w:r>
         <w:rPr>
@@ -18898,7 +18914,7 @@
         <w:pStyle w:val="Heading2"/>
         <w:rPr/>
       </w:pPr>
-      <w:bookmarkStart w:id="38" w:name="__RefHeading___Toc3815_3676404199"/>
+      <w:bookmarkStart w:id="38" w:name="__RefHeading___Toc3816_4014962403"/>
       <w:bookmarkEnd w:id="38"/>
       <w:r>
         <w:rPr>
@@ -19166,7 +19182,7 @@
         <w:pStyle w:val="Heading1"/>
         <w:rPr/>
       </w:pPr>
-      <w:bookmarkStart w:id="39" w:name="__RefHeading___Toc3817_3676404199"/>
+      <w:bookmarkStart w:id="39" w:name="__RefHeading___Toc3818_4014962403"/>
       <w:bookmarkEnd w:id="39"/>
       <w:r>
         <w:rPr>
@@ -19182,7 +19198,7 @@
         <w:pStyle w:val="Heading2"/>
         <w:rPr/>
       </w:pPr>
-      <w:bookmarkStart w:id="40" w:name="__RefHeading___Toc3819_3676404199"/>
+      <w:bookmarkStart w:id="40" w:name="__RefHeading___Toc3820_4014962403"/>
       <w:bookmarkEnd w:id="40"/>
       <w:r>
         <w:rPr>
@@ -19318,7 +19334,7 @@
         <w:pStyle w:val="Heading2"/>
         <w:rPr/>
       </w:pPr>
-      <w:bookmarkStart w:id="41" w:name="__RefHeading___Toc3821_3676404199"/>
+      <w:bookmarkStart w:id="41" w:name="__RefHeading___Toc3822_4014962403"/>
       <w:bookmarkEnd w:id="41"/>
       <w:r>
         <w:rPr>
@@ -22147,7 +22163,7 @@
         <w:pStyle w:val="Heading2"/>
         <w:rPr/>
       </w:pPr>
-      <w:bookmarkStart w:id="42" w:name="__RefHeading___Toc3823_3676404199"/>
+      <w:bookmarkStart w:id="42" w:name="__RefHeading___Toc3824_4014962403"/>
       <w:bookmarkEnd w:id="42"/>
       <w:r>
         <w:rPr>
@@ -22298,7 +22314,7 @@
         <w:pStyle w:val="Heading2"/>
         <w:rPr/>
       </w:pPr>
-      <w:bookmarkStart w:id="43" w:name="__RefHeading___Toc3825_3676404199"/>
+      <w:bookmarkStart w:id="43" w:name="__RefHeading___Toc3826_4014962403"/>
       <w:bookmarkEnd w:id="43"/>
       <w:r>
         <w:rPr>
@@ -23034,7 +23050,7 @@
         <w:pStyle w:val="Heading1"/>
         <w:rPr/>
       </w:pPr>
-      <w:bookmarkStart w:id="44" w:name="__RefHeading___Toc3827_3676404199"/>
+      <w:bookmarkStart w:id="44" w:name="__RefHeading___Toc3828_4014962403"/>
       <w:bookmarkEnd w:id="44"/>
       <w:r>
         <w:rPr>
@@ -23050,7 +23066,7 @@
         <w:pStyle w:val="Heading2"/>
         <w:rPr/>
       </w:pPr>
-      <w:bookmarkStart w:id="45" w:name="__RefHeading___Toc3829_3676404199"/>
+      <w:bookmarkStart w:id="45" w:name="__RefHeading___Toc3830_4014962403"/>
       <w:bookmarkEnd w:id="45"/>
       <w:r>
         <w:rPr>
@@ -23278,7 +23294,7 @@
         <w:pStyle w:val="Heading2"/>
         <w:rPr/>
       </w:pPr>
-      <w:bookmarkStart w:id="46" w:name="__RefHeading___Toc3831_3676404199"/>
+      <w:bookmarkStart w:id="46" w:name="__RefHeading___Toc3832_4014962403"/>
       <w:bookmarkEnd w:id="46"/>
       <w:r>
         <w:rPr>
@@ -24164,7 +24180,7 @@
         <w:pStyle w:val="Heading2"/>
         <w:rPr/>
       </w:pPr>
-      <w:bookmarkStart w:id="47" w:name="__RefHeading___Toc3833_3676404199"/>
+      <w:bookmarkStart w:id="47" w:name="__RefHeading___Toc3834_4014962403"/>
       <w:bookmarkEnd w:id="47"/>
       <w:r>
         <w:rPr>
@@ -24237,7 +24253,7 @@
         <w:pStyle w:val="Heading2"/>
         <w:rPr/>
       </w:pPr>
-      <w:bookmarkStart w:id="48" w:name="__RefHeading___Toc3835_3676404199"/>
+      <w:bookmarkStart w:id="48" w:name="__RefHeading___Toc3836_4014962403"/>
       <w:bookmarkEnd w:id="48"/>
       <w:r>
         <w:rPr>
@@ -24402,7 +24418,7 @@
         <w:pStyle w:val="Heading2"/>
         <w:rPr/>
       </w:pPr>
-      <w:bookmarkStart w:id="49" w:name="__RefHeading___Toc3837_3676404199"/>
+      <w:bookmarkStart w:id="49" w:name="__RefHeading___Toc3838_4014962403"/>
       <w:bookmarkEnd w:id="49"/>
       <w:r>
         <w:rPr>
@@ -24478,7 +24494,7 @@
         <w:pStyle w:val="Heading1"/>
         <w:rPr/>
       </w:pPr>
-      <w:bookmarkStart w:id="50" w:name="__RefHeading___Toc3839_3676404199"/>
+      <w:bookmarkStart w:id="50" w:name="__RefHeading___Toc3840_4014962403"/>
       <w:bookmarkEnd w:id="50"/>
       <w:r>
         <w:rPr>
@@ -25095,7 +25111,7 @@
         <w:pStyle w:val="Heading1"/>
         <w:rPr/>
       </w:pPr>
-      <w:bookmarkStart w:id="51" w:name="__RefHeading___Toc3841_3676404199"/>
+      <w:bookmarkStart w:id="51" w:name="__RefHeading___Toc3842_4014962403"/>
       <w:bookmarkEnd w:id="51"/>
       <w:r>
         <w:rPr>
@@ -25231,7 +25247,7 @@
         <w:pStyle w:val="Heading1"/>
         <w:rPr/>
       </w:pPr>
-      <w:bookmarkStart w:id="52" w:name="__RefHeading___Toc3843_3676404199"/>
+      <w:bookmarkStart w:id="52" w:name="__RefHeading___Toc3844_4014962403"/>
       <w:bookmarkEnd w:id="52"/>
       <w:r>
         <w:rPr>
